--- a/gdocs_build/Mark.docx
+++ b/gdocs_build/Mark.docx
@@ -573,7 +573,7 @@
               <w:rPr>
                 <w:sz w:val="18"/>
               </w:rPr>
-              <w:t>요한이 이렇게 외쳤어요. “진짜는 지금부터예요. 이 드라마의 주인공은 여러분의 삶을 완전히 바꿔놓으실 분이에요. 그분에 비하면 저는 그냥 심부름꾼이지요. 저는 여러분이 옛 삶을 버리고 천국 라이프를 준비하도록 이 강에서 세례를 주는 것뿐이지만, 그분이 주실 세례, 즉 성령의 거룩한 세례는 여러분을 찐으로 변화시킬 거예요.”</w:t>
+              <w:t>요한이 이렇게 외쳤어요. “진짜는 지금부터예요. 이 드라마의 주인공은 여러분의 삶을 완전히 바꿔놓으실 분이에요. 그분에 비하면 저는 그냥 심부름꾼이지요. 저는 여러분이 옛 삶을 버리고 천국 라이프를 준비하도록 이 강에서 세례를 주는 것뿐이지만, 그분이 주실 세례, 즉 성령의 거룩한 세례는 여러분을 진짜로 변화시킬 거예요.”</w:t>
             </w:r>
           </w:p>
         </w:tc>
@@ -2886,7 +2886,7 @@
               <w:rPr>
                 <w:sz w:val="18"/>
               </w:rPr>
-              <w:t>Jesus said, "At a wedding party, don't people eat, drink, and have a blast? How can they fast while the groom is right there with them? Sure, a day might come when they'll have to tighten their belts, but not now. While the groom is here, it's party time. Who'd pour cold water on this vibe? This is exactly what God's kingdom arriving looks like!"</w:t>
+              <w:t>Jesus said, "At a wedding party, don't people eat, drink, and have a blast? How can they fast while the groom is right there with them? Sure, a day might come when they'll have to tighten their belts, but not now. While the groom is here, it's party time. Who'd pour cold water on this joyful mood? This is exactly what God's kingdom arriving looks like!"</w:t>
             </w:r>
           </w:p>
         </w:tc>
@@ -4999,7 +4999,7 @@
               <w:rPr>
                 <w:sz w:val="18"/>
               </w:rPr>
-              <w:t>근데 어떤 건 좋은 땅에 떨어져서 무럭무럭 잘 자라나, 농부가 상상도 못한 대박 수확을 거뒀어요!”</w:t>
+              <w:t>근데 어떤 건 좋은 땅에 떨어져서 무럭무럭 잘 자라나, 농부가 상상도 못한 엄청난 수확을 거뒀어요!”</w:t>
             </w:r>
           </w:p>
         </w:tc>
@@ -5709,7 +5709,7 @@
               <w:rPr>
                 <w:sz w:val="18"/>
               </w:rPr>
-              <w:t>“여러분 듣고 있나요? 진짜로 듣고 있는 거 맞죠?”</w:t>
+              <w:t>“진짜 듣고 있나요? 제대로 귀 기울이고 있는 거 맞죠?”</w:t>
             </w:r>
           </w:p>
         </w:tc>
@@ -21948,7 +21948,7 @@
               <w:rPr>
                 <w:sz w:val="18"/>
               </w:rPr>
-              <w:t>The high priests and the religious scholars heard all this going down and immediately started plotting how they could get rid of him. They were freaking out, because the whole crowd was totally captivated by his teaching.</w:t>
+              <w:t>The high priests and the religious scholars heard all this going down and immediately started plotting how they could get rid of him. They were seriously rattled, because the whole crowd was totally captivated by his teaching.</w:t>
             </w:r>
           </w:p>
         </w:tc>
@@ -23237,7 +23237,7 @@
               <w:rPr>
                 <w:sz w:val="18"/>
               </w:rPr>
-              <w:t>근데 농부들은 이걸 보고 '대박 기회인데?' 한 거지. 욕심에 눈이 멀어서 '야, 쟤가 상속자잖아! 쟤 죽이고 우리가 재산 다 먹자!' 하고는, 진짜로 아들을 잡아서 죽이고 포도밭 밖으로 던져버렸어.</w:t>
+              <w:t>근데 농부들은 이걸 보고 '완전 기회인데?' 한 거지. 욕심에 눈이 멀어서 '야, 쟤가 상속자잖아! 쟤 죽이고 우리가 재산 다 먹자!' 하고는, 진짜로 아들을 잡아서 죽이고 포도밭 밖으로 던져버렸어.</w:t>
             </w:r>
           </w:p>
         </w:tc>
@@ -24176,7 +24176,7 @@
               <w:rPr>
                 <w:sz w:val="18"/>
               </w:rPr>
-              <w:t>예수님이 대답하셨어. "여러분은 진짜 크게 착각하고 계세요. 첫째, 여러분은 성경을 1도 몰라요. 둘째, 하나님이 어떻게 일하시는지도 전혀 몰라요. 죽었다가 살아나면 결혼 같은 거 안 해요. 그때는 사람들 다 천사처럼 되어서, 하나님이랑 완전 찐하고 기쁘게 지낼 거예요.</w:t>
+              <w:t>예수님이 대답하셨어. "여러분은 진짜 크게 착각하고 계세요. 첫째, 여러분은 성경을 1도 몰라요. 둘째, 하나님이 어떻게 일하시는지도 전혀 몰라요. 죽었다가 살아나면 결혼 같은 거 안 해요. 그때는 사람들 다 천사처럼 되어서, 하나님이랑 완전 진하고 기쁘게 지낼 거예요.</w:t>
             </w:r>
           </w:p>
         </w:tc>
@@ -25324,7 +25324,7 @@
               <w:rPr>
                 <w:sz w:val="18"/>
               </w:rPr>
-              <w:t>예수님이 성전에서 나오시는데, 제자 한 명이 손가락으로 가리키면서 말했어요. “선생님, 진짜 이 돌들이랑 건물들 좀 보세요! 완전 대박이죠?”</w:t>
+              <w:t>예수님이 성전에서 나오시는데, 제자 한 명이 손가락으로 가리키면서 말했어요. “선생님, 진짜 이 돌들이랑 건물들 좀 보세요! 정말 대단하죠?”</w:t>
             </w:r>
           </w:p>
         </w:tc>
@@ -29162,7 +29162,7 @@
               <w:rPr>
                 <w:sz w:val="18"/>
               </w:rPr>
-              <w:t>예수님이 제자들한테 말했음. "여러분 모두 멘탈이 터질 일이 생길 텐데, 그게 저 때문일 거예요. 성경에 '제가 목자를 치면 양들이 다 흩어질 거다'라고 써 있거든요."</w:t>
+              <w:t>예수님이 제자들한테 말했음. "여러분 모두 마음이 무너질 일이 생길 텐데, 그게 저 때문일 거예요. 성경에 '제가 목자를 치면 양들이 다 흩어질 거다'라고 써 있거든요."</w:t>
             </w:r>
           </w:p>
         </w:tc>
@@ -29304,7 +29304,7 @@
               <w:rPr>
                 <w:sz w:val="18"/>
               </w:rPr>
-              <w:t>베드로가 불쑥 말했음. "다른 애들 다 멘탈 나가서 날 부끄러워해도, 저는 절대 안 그럴 겁니다."</w:t>
+              <w:t>베드로가 불쑥 말했음. "다른 애들 다 마음이 약해져서 날 부끄러워해도, 저는 절대 안 그럴 겁니다."</w:t>
             </w:r>
           </w:p>
         </w:tc>
@@ -34037,7 +34037,7 @@
               <w:rPr>
                 <w:sz w:val="18"/>
               </w:rPr>
-              <w:t>여자들은 완전 멘붕 상태로 무덤에서 뛰쳐나왔어. 너무 정신없고 놀라서 아무한테도 말을 못 할 정도였대.</w:t>
+              <w:t>여자들은 완전히 당황한 상태로 무덤에서 뛰쳐나왔어. 너무 정신없고 놀라서 아무한테도 말을 못 할 정도였대.</w:t>
             </w:r>
           </w:p>
         </w:tc>
@@ -34400,7 +34400,7 @@
               <w:rPr>
                 <w:sz w:val="18"/>
               </w:rPr>
-              <w:t>이 말씀을 마치고, 주 예수님은 하늘로 올라가셔서 하나님 옆 영예의 자리에 앉으셨어. 제자들은 사방으로 흩어져서 메시지를 전했지. 주님은 항상 그들과 함께 일하시면서, 확실한 증거들로 그들의 메시지가 찐이라는 걸 보여주셨어. (참고: 마가복음 16장 9~20절 — 대괄호 부분 — 은 제일 오래된 사본들에는 없어.)</w:t>
+              <w:t>이 말씀을 마치고, 주 예수님은 하늘로 올라가셔서 하나님 옆 영예의 자리에 앉으셨어. 제자들은 사방으로 흩어져서 메시지를 전했지. 주님은 항상 그들과 함께 일하시면서, 확실한 증거들로 그들의 메시지가 진짜라는 걸 보여주셨어. (참고: 마가복음 16장 9~20절 — 대괄호 부분 — 은 제일 오래된 사본들에는 없어.)</w:t>
             </w:r>
           </w:p>
         </w:tc>

--- a/gdocs_build/Mark.docx
+++ b/gdocs_build/Mark.docx
@@ -104,15 +104,6 @@
             <w:r>
               <w:rPr>
                 <w:b/>
-                <w:sz w:val="16"/>
-              </w:rPr>
-              <w:t>1</w:t>
-            </w:r>
-          </w:p>
-          <w:p>
-            <w:r>
-              <w:rPr>
-                <w:b/>
                 <w:sz w:val="18"/>
               </w:rPr>
               <w:t>John the Baptizer</w:t>
@@ -125,15 +116,6 @@
           </w:tcPr>
           <w:p>
             <w:r/>
-            <w:r>
-              <w:rPr>
-                <w:b/>
-                <w:sz w:val="16"/>
-              </w:rPr>
-              <w:t>1</w:t>
-            </w:r>
-          </w:p>
-          <w:p>
             <w:r>
               <w:rPr>
                 <w:b/>
@@ -672,15 +654,6 @@
             <w:r>
               <w:rPr>
                 <w:b/>
-                <w:sz w:val="16"/>
-              </w:rPr>
-              <w:t>12-13</w:t>
-            </w:r>
-          </w:p>
-          <w:p>
-            <w:r>
-              <w:rPr>
-                <w:b/>
                 <w:sz w:val="18"/>
               </w:rPr>
               <w:t>God's Kingdom Is Here</w:t>
@@ -693,15 +666,6 @@
           </w:tcPr>
           <w:p>
             <w:r/>
-            <w:r>
-              <w:rPr>
-                <w:b/>
-                <w:sz w:val="16"/>
-              </w:rPr>
-              <w:t>12-13</w:t>
-            </w:r>
-          </w:p>
-          <w:p>
             <w:r>
               <w:rPr>
                 <w:b/>
@@ -963,15 +927,6 @@
             <w:r>
               <w:rPr>
                 <w:b/>
-                <w:sz w:val="16"/>
-              </w:rPr>
-              <w:t>21-22</w:t>
-            </w:r>
-          </w:p>
-          <w:p>
-            <w:r>
-              <w:rPr>
-                <w:b/>
                 <w:sz w:val="18"/>
               </w:rPr>
               <w:t>Confident Teaching</w:t>
@@ -984,15 +939,6 @@
           </w:tcPr>
           <w:p>
             <w:r/>
-            <w:r>
-              <w:rPr>
-                <w:b/>
-                <w:sz w:val="16"/>
-              </w:rPr>
-              <w:t>21-22</w:t>
-            </w:r>
-          </w:p>
-          <w:p>
             <w:r>
               <w:rPr>
                 <w:b/>
@@ -1396,15 +1342,6 @@
             <w:r>
               <w:rPr>
                 <w:b/>
-                <w:sz w:val="16"/>
-              </w:rPr>
-              <w:t>35-37</w:t>
-            </w:r>
-          </w:p>
-          <w:p>
-            <w:r>
-              <w:rPr>
-                <w:b/>
                 <w:sz w:val="18"/>
               </w:rPr>
               <w:t>The Leper</w:t>
@@ -1417,15 +1354,6 @@
           </w:tcPr>
           <w:p>
             <w:r/>
-            <w:r>
-              <w:rPr>
-                <w:b/>
-                <w:sz w:val="16"/>
-              </w:rPr>
-              <w:t>35-37</w:t>
-            </w:r>
-          </w:p>
-          <w:p>
             <w:r>
               <w:rPr>
                 <w:b/>
@@ -1896,15 +1824,6 @@
             <w:r>
               <w:rPr>
                 <w:b/>
-                <w:sz w:val="16"/>
-              </w:rPr>
-              <w:t>1-2</w:t>
-            </w:r>
-          </w:p>
-          <w:p>
-            <w:r>
-              <w:rPr>
-                <w:b/>
                 <w:sz w:val="18"/>
               </w:rPr>
               <w:t>A Paraplegic</w:t>
@@ -1917,15 +1836,6 @@
           </w:tcPr>
           <w:p>
             <w:r/>
-            <w:r>
-              <w:rPr>
-                <w:b/>
-                <w:sz w:val="16"/>
-              </w:rPr>
-              <w:t>1-2</w:t>
-            </w:r>
-          </w:p>
-          <w:p>
             <w:r>
               <w:rPr>
                 <w:b/>
@@ -2385,15 +2295,6 @@
             <w:r>
               <w:rPr>
                 <w:b/>
-                <w:sz w:val="16"/>
-              </w:rPr>
-              <w:t>13</w:t>
-            </w:r>
-          </w:p>
-          <w:p>
-            <w:r>
-              <w:rPr>
-                <w:b/>
                 <w:sz w:val="18"/>
               </w:rPr>
               <w:t>The Tax Collector</w:t>
@@ -2406,15 +2307,6 @@
           </w:tcPr>
           <w:p>
             <w:r/>
-            <w:r>
-              <w:rPr>
-                <w:b/>
-                <w:sz w:val="16"/>
-              </w:rPr>
-              <w:t>13</w:t>
-            </w:r>
-          </w:p>
-          <w:p>
             <w:r>
               <w:rPr>
                 <w:b/>
@@ -2732,15 +2624,6 @@
             <w:r>
               <w:rPr>
                 <w:b/>
-                <w:sz w:val="16"/>
-              </w:rPr>
-              <w:t>18</w:t>
-            </w:r>
-          </w:p>
-          <w:p>
-            <w:r>
-              <w:rPr>
-                <w:b/>
                 <w:sz w:val="18"/>
               </w:rPr>
               <w:t>Feasting or Fasting?</w:t>
@@ -2753,15 +2636,6 @@
           </w:tcPr>
           <w:p>
             <w:r/>
-            <w:r>
-              <w:rPr>
-                <w:b/>
-                <w:sz w:val="16"/>
-              </w:rPr>
-              <w:t>18</w:t>
-            </w:r>
-          </w:p>
-          <w:p>
             <w:r>
               <w:rPr>
                 <w:b/>
@@ -3217,15 +3091,6 @@
             <w:r>
               <w:rPr>
                 <w:b/>
-                <w:sz w:val="16"/>
-              </w:rPr>
-              <w:t>1-2</w:t>
-            </w:r>
-          </w:p>
-          <w:p>
-            <w:r>
-              <w:rPr>
-                <w:b/>
                 <w:sz w:val="18"/>
               </w:rPr>
               <w:t>Doing Good on the Sabbath</w:t>
@@ -3238,15 +3103,6 @@
           </w:tcPr>
           <w:p>
             <w:r/>
-            <w:r>
-              <w:rPr>
-                <w:b/>
-                <w:sz w:val="16"/>
-              </w:rPr>
-              <w:t>1-2</w:t>
-            </w:r>
-          </w:p>
-          <w:p>
             <w:r>
               <w:rPr>
                 <w:b/>
@@ -3579,15 +3435,6 @@
             <w:r>
               <w:rPr>
                 <w:b/>
-                <w:sz w:val="16"/>
-              </w:rPr>
-              <w:t>7-10</w:t>
-            </w:r>
-          </w:p>
-          <w:p>
-            <w:r>
-              <w:rPr>
-                <w:b/>
                 <w:sz w:val="18"/>
               </w:rPr>
               <w:t>The Twelve Apostles</w:t>
@@ -3600,15 +3447,6 @@
           </w:tcPr>
           <w:p>
             <w:r/>
-            <w:r>
-              <w:rPr>
-                <w:b/>
-                <w:sz w:val="16"/>
-              </w:rPr>
-              <w:t>7-10</w:t>
-            </w:r>
-          </w:p>
-          <w:p>
             <w:r>
               <w:rPr>
                 <w:b/>
@@ -3919,15 +3757,6 @@
             <w:r>
               <w:rPr>
                 <w:b/>
-                <w:sz w:val="16"/>
-              </w:rPr>
-              <w:t>20-21</w:t>
-            </w:r>
-          </w:p>
-          <w:p>
-            <w:r>
-              <w:rPr>
-                <w:b/>
                 <w:sz w:val="18"/>
               </w:rPr>
               <w:t>Satan Fighting Satan?</w:t>
@@ -3940,15 +3769,6 @@
           </w:tcPr>
           <w:p>
             <w:r/>
-            <w:r>
-              <w:rPr>
-                <w:b/>
-                <w:sz w:val="16"/>
-              </w:rPr>
-              <w:t>20-21</w:t>
-            </w:r>
-          </w:p>
-          <w:p>
             <w:r>
               <w:rPr>
                 <w:b/>
@@ -4266,15 +4086,6 @@
             <w:r>
               <w:rPr>
                 <w:b/>
-                <w:sz w:val="16"/>
-              </w:rPr>
-              <w:t>31-32</w:t>
-            </w:r>
-          </w:p>
-          <w:p>
-            <w:r>
-              <w:rPr>
-                <w:b/>
                 <w:sz w:val="18"/>
               </w:rPr>
               <w:t>Jesus' Mother and Brothers</w:t>
@@ -4287,15 +4098,6 @@
           </w:tcPr>
           <w:p>
             <w:r/>
-            <w:r>
-              <w:rPr>
-                <w:b/>
-                <w:sz w:val="16"/>
-              </w:rPr>
-              <w:t>31-32</w:t>
-            </w:r>
-          </w:p>
-          <w:p>
             <w:r>
               <w:rPr>
                 <w:b/>
@@ -4538,15 +4340,6 @@
             <w:r>
               <w:rPr>
                 <w:b/>
-                <w:sz w:val="16"/>
-              </w:rPr>
-              <w:t>1-2</w:t>
-            </w:r>
-          </w:p>
-          <w:p>
-            <w:r>
-              <w:rPr>
-                <w:b/>
                 <w:sz w:val="18"/>
               </w:rPr>
               <w:t>The Story of the Scattered Seed</w:t>
@@ -4559,15 +4352,6 @@
           </w:tcPr>
           <w:p>
             <w:r/>
-            <w:r>
-              <w:rPr>
-                <w:b/>
-                <w:sz w:val="16"/>
-              </w:rPr>
-              <w:t>1-2</w:t>
-            </w:r>
-          </w:p>
-          <w:p>
             <w:r>
               <w:rPr>
                 <w:b/>
@@ -5532,15 +5316,6 @@
             <w:r>
               <w:rPr>
                 <w:b/>
-                <w:sz w:val="16"/>
-              </w:rPr>
-              <w:t>21-22</w:t>
-            </w:r>
-          </w:p>
-          <w:p>
-            <w:r>
-              <w:rPr>
-                <w:b/>
                 <w:sz w:val="18"/>
               </w:rPr>
               <w:t>Giving, Not Getting</w:t>
@@ -5553,15 +5328,6 @@
           </w:tcPr>
           <w:p>
             <w:r/>
-            <w:r>
-              <w:rPr>
-                <w:b/>
-                <w:sz w:val="16"/>
-              </w:rPr>
-              <w:t>21-22</w:t>
-            </w:r>
-          </w:p>
-          <w:p>
             <w:r>
               <w:rPr>
                 <w:b/>
@@ -5808,15 +5574,6 @@
             <w:r>
               <w:rPr>
                 <w:b/>
-                <w:sz w:val="16"/>
-              </w:rPr>
-              <w:t>26-29</w:t>
-            </w:r>
-          </w:p>
-          <w:p>
-            <w:r>
-              <w:rPr>
-                <w:b/>
                 <w:sz w:val="18"/>
               </w:rPr>
               <w:t>Never Without a Story</w:t>
@@ -5829,15 +5586,6 @@
           </w:tcPr>
           <w:p>
             <w:r/>
-            <w:r>
-              <w:rPr>
-                <w:b/>
-                <w:sz w:val="16"/>
-              </w:rPr>
-              <w:t>26-29</w:t>
-            </w:r>
-          </w:p>
-          <w:p>
             <w:r>
               <w:rPr>
                 <w:b/>
@@ -6084,15 +5832,6 @@
             <w:r>
               <w:rPr>
                 <w:b/>
-                <w:sz w:val="16"/>
-              </w:rPr>
-              <w:t>35</w:t>
-            </w:r>
-          </w:p>
-          <w:p>
-            <w:r>
-              <w:rPr>
-                <w:b/>
                 <w:sz w:val="18"/>
               </w:rPr>
               <w:t>The Wind Ran Out of Breath</w:t>
@@ -6105,15 +5844,6 @@
           </w:tcPr>
           <w:p>
             <w:r/>
-            <w:r>
-              <w:rPr>
-                <w:b/>
-                <w:sz w:val="16"/>
-              </w:rPr>
-              <w:t>35</w:t>
-            </w:r>
-          </w:p>
-          <w:p>
             <w:r>
               <w:rPr>
                 <w:b/>
@@ -6711,15 +6441,6 @@
             <w:r>
               <w:rPr>
                 <w:b/>
-                <w:sz w:val="16"/>
-              </w:rPr>
-              <w:t>1-5</w:t>
-            </w:r>
-          </w:p>
-          <w:p>
-            <w:r>
-              <w:rPr>
-                <w:b/>
                 <w:sz w:val="18"/>
               </w:rPr>
               <w:t>The Madman</w:t>
@@ -6732,15 +6453,6 @@
           </w:tcPr>
           <w:p>
             <w:r/>
-            <w:r>
-              <w:rPr>
-                <w:b/>
-                <w:sz w:val="16"/>
-              </w:rPr>
-              <w:t>1-5</w:t>
-            </w:r>
-          </w:p>
-          <w:p>
             <w:r>
               <w:rPr>
                 <w:b/>
@@ -7279,15 +6991,6 @@
             <w:r>
               <w:rPr>
                 <w:b/>
-                <w:sz w:val="16"/>
-              </w:rPr>
-              <w:t>21-24</w:t>
-            </w:r>
-          </w:p>
-          <w:p>
-            <w:r>
-              <w:rPr>
-                <w:b/>
                 <w:sz w:val="18"/>
               </w:rPr>
               <w:t>A Risk of Faith</w:t>
@@ -7300,15 +7003,6 @@
           </w:tcPr>
           <w:p>
             <w:r/>
-            <w:r>
-              <w:rPr>
-                <w:b/>
-                <w:sz w:val="16"/>
-              </w:rPr>
-              <w:t>21-24</w:t>
-            </w:r>
-          </w:p>
-          <w:p>
             <w:r>
               <w:rPr>
                 <w:b/>
@@ -8119,15 +7813,6 @@
             <w:r>
               <w:rPr>
                 <w:b/>
-                <w:sz w:val="16"/>
-              </w:rPr>
-              <w:t>1-2</w:t>
-            </w:r>
-          </w:p>
-          <w:p>
-            <w:r>
-              <w:rPr>
-                <w:b/>
                 <w:sz w:val="18"/>
               </w:rPr>
               <w:t>Just a Carpenter</w:t>
@@ -8140,15 +7825,6 @@
           </w:tcPr>
           <w:p>
             <w:r/>
-            <w:r>
-              <w:rPr>
-                <w:b/>
-                <w:sz w:val="16"/>
-              </w:rPr>
-              <w:t>1-2</w:t>
-            </w:r>
-          </w:p>
-          <w:p>
             <w:r>
               <w:rPr>
                 <w:b/>
@@ -8395,15 +8071,6 @@
             <w:r>
               <w:rPr>
                 <w:b/>
-                <w:sz w:val="16"/>
-              </w:rPr>
-              <w:t>7-8</w:t>
-            </w:r>
-          </w:p>
-          <w:p>
-            <w:r>
-              <w:rPr>
-                <w:b/>
                 <w:sz w:val="18"/>
               </w:rPr>
               <w:t>The Twelve</w:t>
@@ -8416,15 +8083,6 @@
           </w:tcPr>
           <w:p>
             <w:r/>
-            <w:r>
-              <w:rPr>
-                <w:b/>
-                <w:sz w:val="16"/>
-              </w:rPr>
-              <w:t>7-8</w:t>
-            </w:r>
-          </w:p>
-          <w:p>
             <w:r>
               <w:rPr>
                 <w:b/>
@@ -8813,15 +8471,6 @@
             <w:r>
               <w:rPr>
                 <w:b/>
-                <w:sz w:val="16"/>
-              </w:rPr>
-              <w:t>14</w:t>
-            </w:r>
-          </w:p>
-          <w:p>
-            <w:r>
-              <w:rPr>
-                <w:b/>
                 <w:sz w:val="18"/>
               </w:rPr>
               <w:t>The Death of John</w:t>
@@ -8834,15 +8483,6 @@
           </w:tcPr>
           <w:p>
             <w:r/>
-            <w:r>
-              <w:rPr>
-                <w:b/>
-                <w:sz w:val="16"/>
-              </w:rPr>
-              <w:t>14</w:t>
-            </w:r>
-          </w:p>
-          <w:p>
             <w:r>
               <w:rPr>
                 <w:b/>
@@ -9602,15 +9242,6 @@
             <w:r>
               <w:rPr>
                 <w:b/>
-                <w:sz w:val="16"/>
-              </w:rPr>
-              <w:t>30-31</w:t>
-            </w:r>
-          </w:p>
-          <w:p>
-            <w:r>
-              <w:rPr>
-                <w:b/>
                 <w:sz w:val="18"/>
               </w:rPr>
               <w:t>Supper for Five Thousand</w:t>
@@ -9623,15 +9254,6 @@
           </w:tcPr>
           <w:p>
             <w:r/>
-            <w:r>
-              <w:rPr>
-                <w:b/>
-                <w:sz w:val="16"/>
-              </w:rPr>
-              <w:t>30-31</w:t>
-            </w:r>
-          </w:p>
-          <w:p>
             <w:r>
               <w:rPr>
                 <w:b/>
@@ -10249,15 +9871,6 @@
             <w:r>
               <w:rPr>
                 <w:b/>
-                <w:sz w:val="16"/>
-              </w:rPr>
-              <w:t>45-46</w:t>
-            </w:r>
-          </w:p>
-          <w:p>
-            <w:r>
-              <w:rPr>
-                <w:b/>
                 <w:sz w:val="18"/>
               </w:rPr>
               <w:t>Walking on the Sea</w:t>
@@ -10270,15 +9883,6 @@
           </w:tcPr>
           <w:p>
             <w:r/>
-            <w:r>
-              <w:rPr>
-                <w:b/>
-                <w:sz w:val="16"/>
-              </w:rPr>
-              <w:t>45-46</w:t>
-            </w:r>
-          </w:p>
-          <w:p>
             <w:r>
               <w:rPr>
                 <w:b/>
@@ -10734,15 +10338,6 @@
             <w:r>
               <w:rPr>
                 <w:b/>
-                <w:sz w:val="16"/>
-              </w:rPr>
-              <w:t>1-4</w:t>
-            </w:r>
-          </w:p>
-          <w:p>
-            <w:r>
-              <w:rPr>
-                <w:b/>
                 <w:sz w:val="18"/>
               </w:rPr>
               <w:t>The Source of Your Pollution</w:t>
@@ -10755,15 +10350,6 @@
           </w:tcPr>
           <w:p>
             <w:r/>
-            <w:r>
-              <w:rPr>
-                <w:b/>
-                <w:sz w:val="16"/>
-              </w:rPr>
-              <w:t>1-4</w:t>
-            </w:r>
-          </w:p>
-          <w:p>
             <w:r>
               <w:rPr>
                 <w:b/>
@@ -12789,15 +12375,6 @@
             <w:r>
               <w:rPr>
                 <w:b/>
-                <w:sz w:val="16"/>
-              </w:rPr>
-              <w:t>1-3</w:t>
-            </w:r>
-          </w:p>
-          <w:p>
-            <w:r>
-              <w:rPr>
-                <w:b/>
                 <w:sz w:val="18"/>
               </w:rPr>
               <w:t>A Meal for Four Thousand</w:t>
@@ -12810,15 +12387,6 @@
           </w:tcPr>
           <w:p>
             <w:r/>
-            <w:r>
-              <w:rPr>
-                <w:b/>
-                <w:sz w:val="16"/>
-              </w:rPr>
-              <w:t>1-3</w:t>
-            </w:r>
-          </w:p>
-          <w:p>
             <w:r>
               <w:rPr>
                 <w:b/>
@@ -13286,15 +12854,6 @@
             <w:r>
               <w:rPr>
                 <w:b/>
-                <w:sz w:val="16"/>
-              </w:rPr>
-              <w:t>13-15</w:t>
-            </w:r>
-          </w:p>
-          <w:p>
-            <w:r>
-              <w:rPr>
-                <w:b/>
                 <w:sz w:val="18"/>
               </w:rPr>
               <w:t>Contaminating Yeast</w:t>
@@ -13307,15 +12866,6 @@
           </w:tcPr>
           <w:p>
             <w:r/>
-            <w:r>
-              <w:rPr>
-                <w:b/>
-                <w:sz w:val="16"/>
-              </w:rPr>
-              <w:t>13-15</w:t>
-            </w:r>
-          </w:p>
-          <w:p>
             <w:r>
               <w:rPr>
                 <w:b/>
@@ -13933,15 +13483,6 @@
             <w:r>
               <w:rPr>
                 <w:b/>
-                <w:sz w:val="16"/>
-              </w:rPr>
-              <w:t>27</w:t>
-            </w:r>
-          </w:p>
-          <w:p>
-            <w:r>
-              <w:rPr>
-                <w:b/>
                 <w:sz w:val="18"/>
               </w:rPr>
               <w:t>The Messiah</w:t>
@@ -13954,15 +13495,6 @@
           </w:tcPr>
           <w:p>
             <w:r/>
-            <w:r>
-              <w:rPr>
-                <w:b/>
-                <w:sz w:val="16"/>
-              </w:rPr>
-              <w:t>27</w:t>
-            </w:r>
-          </w:p>
-          <w:p>
             <w:r>
               <w:rPr>
                 <w:b/>
@@ -14639,15 +14171,6 @@
             <w:r>
               <w:rPr>
                 <w:b/>
-                <w:sz w:val="16"/>
-              </w:rPr>
-              <w:t>1</w:t>
-            </w:r>
-          </w:p>
-          <w:p>
-            <w:r>
-              <w:rPr>
-                <w:b/>
                 <w:sz w:val="18"/>
               </w:rPr>
               <w:t>The Messiah</w:t>
@@ -14660,15 +14183,6 @@
           </w:tcPr>
           <w:p>
             <w:r/>
-            <w:r>
-              <w:rPr>
-                <w:b/>
-                <w:sz w:val="16"/>
-              </w:rPr>
-              <w:t>1</w:t>
-            </w:r>
-          </w:p>
-          <w:p>
             <w:r>
               <w:rPr>
                 <w:b/>
@@ -14773,15 +14287,6 @@
             <w:r>
               <w:rPr>
                 <w:b/>
-                <w:sz w:val="16"/>
-              </w:rPr>
-              <w:t>2-4</w:t>
-            </w:r>
-          </w:p>
-          <w:p>
-            <w:r>
-              <w:rPr>
-                <w:b/>
                 <w:sz w:val="18"/>
               </w:rPr>
               <w:t>In a Light-Radiant Cloud</w:t>
@@ -14794,15 +14299,6 @@
           </w:tcPr>
           <w:p>
             <w:r/>
-            <w:r>
-              <w:rPr>
-                <w:b/>
-                <w:sz w:val="16"/>
-              </w:rPr>
-              <w:t>2-4</w:t>
-            </w:r>
-          </w:p>
-          <w:p>
             <w:r>
               <w:rPr>
                 <w:b/>
@@ -15333,15 +14829,6 @@
             <w:r>
               <w:rPr>
                 <w:b/>
-                <w:sz w:val="16"/>
-              </w:rPr>
-              <w:t>14-16</w:t>
-            </w:r>
-          </w:p>
-          <w:p>
-            <w:r>
-              <w:rPr>
-                <w:b/>
                 <w:sz w:val="18"/>
               </w:rPr>
               <w:t>There Are No Ifs</w:t>
@@ -15354,15 +14841,6 @@
           </w:tcPr>
           <w:p>
             <w:r/>
-            <w:r>
-              <w:rPr>
-                <w:b/>
-                <w:sz w:val="16"/>
-              </w:rPr>
-              <w:t>14-16</w:t>
-            </w:r>
-          </w:p>
-          <w:p>
             <w:r>
               <w:rPr>
                 <w:b/>
@@ -16327,15 +15805,6 @@
             <w:r>
               <w:rPr>
                 <w:b/>
-                <w:sz w:val="16"/>
-              </w:rPr>
-              <w:t>33</w:t>
-            </w:r>
-          </w:p>
-          <w:p>
-            <w:r>
-              <w:rPr>
-                <w:b/>
                 <w:sz w:val="18"/>
               </w:rPr>
               <w:t>So You Want First Place?</w:t>
@@ -16348,15 +15817,6 @@
           </w:tcPr>
           <w:p>
             <w:r/>
-            <w:r>
-              <w:rPr>
-                <w:b/>
-                <w:sz w:val="16"/>
-              </w:rPr>
-              <w:t>33</w:t>
-            </w:r>
-          </w:p>
-          <w:p>
             <w:r>
               <w:rPr>
                 <w:b/>
@@ -17096,15 +16556,6 @@
             <w:r>
               <w:rPr>
                 <w:b/>
-                <w:sz w:val="16"/>
-              </w:rPr>
-              <w:t>1</w:t>
-            </w:r>
-          </w:p>
-          <w:p>
-            <w:r>
-              <w:rPr>
-                <w:b/>
                 <w:sz w:val="18"/>
               </w:rPr>
               <w:t>Divorce</w:t>
@@ -17117,15 +16568,6 @@
           </w:tcPr>
           <w:p>
             <w:r/>
-            <w:r>
-              <w:rPr>
-                <w:b/>
-                <w:sz w:val="16"/>
-              </w:rPr>
-              <w:t>1</w:t>
-            </w:r>
-          </w:p>
-          <w:p>
             <w:r>
               <w:rPr>
                 <w:b/>
@@ -18011,15 +17453,6 @@
             <w:r>
               <w:rPr>
                 <w:b/>
-                <w:sz w:val="16"/>
-              </w:rPr>
-              <w:t>17</w:t>
-            </w:r>
-          </w:p>
-          <w:p>
-            <w:r>
-              <w:rPr>
-                <w:b/>
                 <w:sz w:val="18"/>
               </w:rPr>
               <w:t>To Enter God's Kingdom</w:t>
@@ -18032,15 +17465,6 @@
           </w:tcPr>
           <w:p>
             <w:r/>
-            <w:r>
-              <w:rPr>
-                <w:b/>
-                <w:sz w:val="16"/>
-              </w:rPr>
-              <w:t>17</w:t>
-            </w:r>
-          </w:p>
-          <w:p>
             <w:r>
               <w:rPr>
                 <w:b/>
@@ -19210,15 +18634,6 @@
             <w:r>
               <w:rPr>
                 <w:b/>
-                <w:sz w:val="16"/>
-              </w:rPr>
-              <w:t>35</w:t>
-            </w:r>
-          </w:p>
-          <w:p>
-            <w:r>
-              <w:rPr>
-                <w:b/>
                 <w:sz w:val="18"/>
               </w:rPr>
               <w:t>The Highest Places of Honor</w:t>
@@ -19231,15 +18646,6 @@
           </w:tcPr>
           <w:p>
             <w:r/>
-            <w:r>
-              <w:rPr>
-                <w:b/>
-                <w:sz w:val="16"/>
-              </w:rPr>
-              <w:t>35</w:t>
-            </w:r>
-          </w:p>
-          <w:p>
             <w:r>
               <w:rPr>
                 <w:b/>
@@ -20650,15 +20056,6 @@
             <w:r>
               <w:rPr>
                 <w:b/>
-                <w:sz w:val="16"/>
-              </w:rPr>
-              <w:t>1-3</w:t>
-            </w:r>
-          </w:p>
-          <w:p>
-            <w:r>
-              <w:rPr>
-                <w:b/>
                 <w:sz w:val="18"/>
               </w:rPr>
               <w:t>Entering Jerusalem on a Colt</w:t>
@@ -20671,15 +20068,6 @@
           </w:tcPr>
           <w:p>
             <w:r/>
-            <w:r>
-              <w:rPr>
-                <w:b/>
-                <w:sz w:val="16"/>
-              </w:rPr>
-              <w:t>1-3</w:t>
-            </w:r>
-          </w:p>
-          <w:p>
             <w:r>
               <w:rPr>
                 <w:b/>
@@ -21431,15 +20819,6 @@
             <w:r>
               <w:rPr>
                 <w:b/>
-                <w:sz w:val="16"/>
-              </w:rPr>
-              <w:t>12-14</w:t>
-            </w:r>
-          </w:p>
-          <w:p>
-            <w:r>
-              <w:rPr>
-                <w:b/>
                 <w:sz w:val="18"/>
               </w:rPr>
               <w:t>The Cursed Fig Tree</w:t>
@@ -21452,15 +20831,6 @@
           </w:tcPr>
           <w:p>
             <w:r/>
-            <w:r>
-              <w:rPr>
-                <w:b/>
-                <w:sz w:val="16"/>
-              </w:rPr>
-              <w:t>12-14</w:t>
-            </w:r>
-          </w:p>
-          <w:p>
             <w:r>
               <w:rPr>
                 <w:b/>
@@ -22425,15 +21795,6 @@
             <w:r>
               <w:rPr>
                 <w:b/>
-                <w:sz w:val="16"/>
-              </w:rPr>
-              <w:t>27-28</w:t>
-            </w:r>
-          </w:p>
-          <w:p>
-            <w:r>
-              <w:rPr>
-                <w:b/>
                 <w:sz w:val="18"/>
               </w:rPr>
               <w:t>His Credentials</w:t>
@@ -22446,15 +21807,6 @@
           </w:tcPr>
           <w:p>
             <w:r/>
-            <w:r>
-              <w:rPr>
-                <w:b/>
-                <w:sz w:val="16"/>
-              </w:rPr>
-              <w:t>27-28</w:t>
-            </w:r>
-          </w:p>
-          <w:p>
             <w:r>
               <w:rPr>
                 <w:b/>
@@ -22918,15 +22270,6 @@
             <w:r>
               <w:rPr>
                 <w:b/>
-                <w:sz w:val="16"/>
-              </w:rPr>
-              <w:t>1-2</w:t>
-            </w:r>
-          </w:p>
-          <w:p>
-            <w:r>
-              <w:rPr>
-                <w:b/>
                 <w:sz w:val="18"/>
               </w:rPr>
               <w:t>The Story About a Vineyard</w:t>
@@ -22939,15 +22282,6 @@
           </w:tcPr>
           <w:p>
             <w:r/>
-            <w:r>
-              <w:rPr>
-                <w:b/>
-                <w:sz w:val="16"/>
-              </w:rPr>
-              <w:t>1-2</w:t>
-            </w:r>
-          </w:p>
-          <w:p>
             <w:r>
               <w:rPr>
                 <w:b/>
@@ -23486,15 +22820,6 @@
             <w:r>
               <w:rPr>
                 <w:b/>
-                <w:sz w:val="16"/>
-              </w:rPr>
-              <w:t>13-14</w:t>
-            </w:r>
-          </w:p>
-          <w:p>
-            <w:r>
-              <w:rPr>
-                <w:b/>
                 <w:sz w:val="18"/>
               </w:rPr>
               <w:t>Paying Taxes to Caesar</w:t>
@@ -23507,15 +22832,6 @@
           </w:tcPr>
           <w:p>
             <w:r/>
-            <w:r>
-              <w:rPr>
-                <w:b/>
-                <w:sz w:val="16"/>
-              </w:rPr>
-              <w:t>13-14</w:t>
-            </w:r>
-          </w:p>
-          <w:p>
             <w:r>
               <w:rPr>
                 <w:b/>
@@ -23928,15 +23244,6 @@
             <w:r>
               <w:rPr>
                 <w:b/>
-                <w:sz w:val="16"/>
-              </w:rPr>
-              <w:t>18-23</w:t>
-            </w:r>
-          </w:p>
-          <w:p>
-            <w:r>
-              <w:rPr>
-                <w:b/>
                 <w:sz w:val="18"/>
               </w:rPr>
               <w:t>Our Intimacies Will Be with God</w:t>
@@ -23949,15 +23256,6 @@
           </w:tcPr>
           <w:p>
             <w:r/>
-            <w:r>
-              <w:rPr>
-                <w:b/>
-                <w:sz w:val="16"/>
-              </w:rPr>
-              <w:t>18-23</w:t>
-            </w:r>
-          </w:p>
-          <w:p>
             <w:r>
               <w:rPr>
                 <w:b/>
@@ -24275,15 +23573,6 @@
             <w:r>
               <w:rPr>
                 <w:b/>
-                <w:sz w:val="16"/>
-              </w:rPr>
-              <w:t>28</w:t>
-            </w:r>
-          </w:p>
-          <w:p>
-            <w:r>
-              <w:rPr>
-                <w:b/>
                 <w:sz w:val="18"/>
               </w:rPr>
               <w:t>The Most Important Commandment</w:t>
@@ -24296,15 +23585,6 @@
           </w:tcPr>
           <w:p>
             <w:r/>
-            <w:r>
-              <w:rPr>
-                <w:b/>
-                <w:sz w:val="16"/>
-              </w:rPr>
-              <w:t>28</w:t>
-            </w:r>
-          </w:p>
-          <w:p>
             <w:r>
               <w:rPr>
                 <w:b/>
@@ -25218,15 +24498,6 @@
             <w:r>
               <w:rPr>
                 <w:b/>
-                <w:sz w:val="16"/>
-              </w:rPr>
-              <w:t>1</w:t>
-            </w:r>
-          </w:p>
-          <w:p>
-            <w:r>
-              <w:rPr>
-                <w:b/>
                 <w:sz w:val="18"/>
               </w:rPr>
               <w:t>Doomsday Deceivers</w:t>
@@ -25239,15 +24510,6 @@
           </w:tcPr>
           <w:p>
             <w:r/>
-            <w:r>
-              <w:rPr>
-                <w:b/>
-                <w:sz w:val="16"/>
-              </w:rPr>
-              <w:t>1</w:t>
-            </w:r>
-          </w:p>
-          <w:p>
             <w:r>
               <w:rPr>
                 <w:b/>
@@ -26070,15 +25332,6 @@
             <w:r>
               <w:rPr>
                 <w:b/>
-                <w:sz w:val="16"/>
-              </w:rPr>
-              <w:t>14</w:t>
-            </w:r>
-          </w:p>
-          <w:p>
-            <w:r>
-              <w:rPr>
-                <w:b/>
                 <w:sz w:val="18"/>
               </w:rPr>
               <w:t>Run for the Hills</w:t>
@@ -26091,15 +25344,6 @@
           </w:tcPr>
           <w:p>
             <w:r/>
-            <w:r>
-              <w:rPr>
-                <w:b/>
-                <w:sz w:val="16"/>
-              </w:rPr>
-              <w:t>14</w:t>
-            </w:r>
-          </w:p>
-          <w:p>
             <w:r>
               <w:rPr>
                 <w:b/>
@@ -26488,15 +25732,6 @@
             <w:r>
               <w:rPr>
                 <w:b/>
-                <w:sz w:val="16"/>
-              </w:rPr>
-              <w:t>21</w:t>
-            </w:r>
-          </w:p>
-          <w:p>
-            <w:r>
-              <w:rPr>
-                <w:b/>
                 <w:sz w:val="18"/>
               </w:rPr>
               <w:t>No One Knows the Day or Hour</w:t>
@@ -26509,15 +25744,6 @@
           </w:tcPr>
           <w:p>
             <w:r/>
-            <w:r>
-              <w:rPr>
-                <w:b/>
-                <w:sz w:val="16"/>
-              </w:rPr>
-              <w:t>21</w:t>
-            </w:r>
-          </w:p>
-          <w:p>
             <w:r>
               <w:rPr>
                 <w:b/>
@@ -27407,15 +26633,6 @@
             <w:r>
               <w:rPr>
                 <w:b/>
-                <w:sz w:val="16"/>
-              </w:rPr>
-              <w:t>1-2</w:t>
-            </w:r>
-          </w:p>
-          <w:p>
-            <w:r>
-              <w:rPr>
-                <w:b/>
                 <w:sz w:val="18"/>
               </w:rPr>
               <w:t>Anointing His Head</w:t>
@@ -27428,15 +26645,6 @@
           </w:tcPr>
           <w:p>
             <w:r/>
-            <w:r>
-              <w:rPr>
-                <w:b/>
-                <w:sz w:val="16"/>
-              </w:rPr>
-              <w:t>1-2</w:t>
-            </w:r>
-          </w:p>
-          <w:p>
             <w:r>
               <w:rPr>
                 <w:b/>
@@ -28109,15 +27317,6 @@
             <w:r>
               <w:rPr>
                 <w:b/>
-                <w:sz w:val="16"/>
-              </w:rPr>
-              <w:t>12</w:t>
-            </w:r>
-          </w:p>
-          <w:p>
-            <w:r>
-              <w:rPr>
-                <w:b/>
                 <w:sz w:val="18"/>
               </w:rPr>
               <w:t>Traitor to the Son of Man</w:t>
@@ -28130,15 +27329,6 @@
           </w:tcPr>
           <w:p>
             <w:r/>
-            <w:r>
-              <w:rPr>
-                <w:b/>
-                <w:sz w:val="16"/>
-              </w:rPr>
-              <w:t>12</w:t>
-            </w:r>
-          </w:p>
-          <w:p>
             <w:r>
               <w:rPr>
                 <w:b/>
@@ -28740,15 +27930,6 @@
             <w:r>
               <w:rPr>
                 <w:b/>
-                <w:sz w:val="16"/>
-              </w:rPr>
-              <w:t>22</w:t>
-            </w:r>
-          </w:p>
-          <w:p>
-            <w:r>
-              <w:rPr>
-                <w:b/>
                 <w:sz w:val="18"/>
               </w:rPr>
               <w:t>"This Is My Body"</w:t>
@@ -28761,15 +27942,6 @@
           </w:tcPr>
           <w:p>
             <w:r/>
-            <w:r>
-              <w:rPr>
-                <w:b/>
-                <w:sz w:val="16"/>
-              </w:rPr>
-              <w:t>22</w:t>
-            </w:r>
-          </w:p>
-          <w:p>
             <w:r>
               <w:rPr>
                 <w:b/>
@@ -29474,15 +28646,6 @@
             <w:r>
               <w:rPr>
                 <w:b/>
-                <w:sz w:val="16"/>
-              </w:rPr>
-              <w:t>32-34</w:t>
-            </w:r>
-          </w:p>
-          <w:p>
-            <w:r>
-              <w:rPr>
-                <w:b/>
                 <w:sz w:val="18"/>
               </w:rPr>
               <w:t>Gethsemane</w:t>
@@ -29495,15 +28658,6 @@
           </w:tcPr>
           <w:p>
             <w:r/>
-            <w:r>
-              <w:rPr>
-                <w:b/>
-                <w:sz w:val="16"/>
-              </w:rPr>
-              <w:t>32-34</w:t>
-            </w:r>
-          </w:p>
-          <w:p>
             <w:r>
               <w:rPr>
                 <w:b/>
@@ -30034,15 +29188,6 @@
             <w:r>
               <w:rPr>
                 <w:b/>
-                <w:sz w:val="16"/>
-              </w:rPr>
-              <w:t>43</w:t>
-            </w:r>
-          </w:p>
-          <w:p>
-            <w:r>
-              <w:rPr>
-                <w:b/>
                 <w:sz w:val="18"/>
               </w:rPr>
               <w:t>A Bunch of Thugs</w:t>
@@ -30055,15 +29200,6 @@
           </w:tcPr>
           <w:p>
             <w:r/>
-            <w:r>
-              <w:rPr>
-                <w:b/>
-                <w:sz w:val="16"/>
-              </w:rPr>
-              <w:t>43</w:t>
-            </w:r>
-          </w:p>
-          <w:p>
             <w:r>
               <w:rPr>
                 <w:b/>
@@ -30523,15 +29659,6 @@
             <w:r>
               <w:rPr>
                 <w:b/>
-                <w:sz w:val="16"/>
-              </w:rPr>
-              <w:t>53-54</w:t>
-            </w:r>
-          </w:p>
-          <w:p>
-            <w:r>
-              <w:rPr>
-                <w:b/>
                 <w:sz w:val="18"/>
               </w:rPr>
               <w:t>Condemned to Death</w:t>
@@ -30544,15 +29671,6 @@
           </w:tcPr>
           <w:p>
             <w:r/>
-            <w:r>
-              <w:rPr>
-                <w:b/>
-                <w:sz w:val="16"/>
-              </w:rPr>
-              <w:t>53-54</w:t>
-            </w:r>
-          </w:p>
-          <w:p>
             <w:r>
               <w:rPr>
                 <w:b/>
@@ -31249,15 +30367,6 @@
             <w:r>
               <w:rPr>
                 <w:b/>
-                <w:sz w:val="16"/>
-              </w:rPr>
-              <w:t>66-67</w:t>
-            </w:r>
-          </w:p>
-          <w:p>
-            <w:r>
-              <w:rPr>
-                <w:b/>
                 <w:sz w:val="18"/>
               </w:rPr>
               <w:t>The Rooster Crowed</w:t>
@@ -31270,15 +30379,6 @@
           </w:tcPr>
           <w:p>
             <w:r/>
-            <w:r>
-              <w:rPr>
-                <w:b/>
-                <w:sz w:val="16"/>
-              </w:rPr>
-              <w:t>66-67</w:t>
-            </w:r>
-          </w:p>
-          <w:p>
             <w:r>
               <w:rPr>
                 <w:b/>
@@ -31742,15 +30842,6 @@
             <w:r>
               <w:rPr>
                 <w:b/>
-                <w:sz w:val="16"/>
-              </w:rPr>
-              <w:t>1</w:t>
-            </w:r>
-          </w:p>
-          <w:p>
-            <w:r>
-              <w:rPr>
-                <w:b/>
                 <w:sz w:val="18"/>
               </w:rPr>
               <w:t>Standing Before Pilate</w:t>
@@ -31763,15 +30854,6 @@
           </w:tcPr>
           <w:p>
             <w:r/>
-            <w:r>
-              <w:rPr>
-                <w:b/>
-                <w:sz w:val="16"/>
-              </w:rPr>
-              <w:t>1</w:t>
-            </w:r>
-          </w:p>
-          <w:p>
             <w:r>
               <w:rPr>
                 <w:b/>
@@ -32602,15 +31684,6 @@
             <w:r>
               <w:rPr>
                 <w:b/>
-                <w:sz w:val="16"/>
-              </w:rPr>
-              <w:t>21</w:t>
-            </w:r>
-          </w:p>
-          <w:p>
-            <w:r>
-              <w:rPr>
-                <w:b/>
                 <w:sz w:val="18"/>
               </w:rPr>
               <w:t>The Crucifixion</w:t>
@@ -32623,15 +31696,6 @@
           </w:tcPr>
           <w:p>
             <w:r/>
-            <w:r>
-              <w:rPr>
-                <w:b/>
-                <w:sz w:val="16"/>
-              </w:rPr>
-              <w:t>21</w:t>
-            </w:r>
-          </w:p>
-          <w:p>
             <w:r>
               <w:rPr>
                 <w:b/>
@@ -33304,15 +32368,6 @@
             <w:r>
               <w:rPr>
                 <w:b/>
-                <w:sz w:val="16"/>
-              </w:rPr>
-              <w:t>40-41</w:t>
-            </w:r>
-          </w:p>
-          <w:p>
-            <w:r>
-              <w:rPr>
-                <w:b/>
                 <w:sz w:val="18"/>
               </w:rPr>
               <w:t>Taken to a Tomb</w:t>
@@ -33325,15 +32380,6 @@
           </w:tcPr>
           <w:p>
             <w:r/>
-            <w:r>
-              <w:rPr>
-                <w:b/>
-                <w:sz w:val="16"/>
-              </w:rPr>
-              <w:t>40-41</w:t>
-            </w:r>
-          </w:p>
-          <w:p>
             <w:r>
               <w:rPr>
                 <w:b/>
@@ -33718,15 +32764,6 @@
             <w:r>
               <w:rPr>
                 <w:b/>
-                <w:sz w:val="16"/>
-              </w:rPr>
-              <w:t>1-3</w:t>
-            </w:r>
-          </w:p>
-          <w:p>
-            <w:r>
-              <w:rPr>
-                <w:b/>
                 <w:sz w:val="18"/>
               </w:rPr>
               <w:t>The Resurrection</w:t>
@@ -33739,15 +32776,6 @@
           </w:tcPr>
           <w:p>
             <w:r/>
-            <w:r>
-              <w:rPr>
-                <w:b/>
-                <w:sz w:val="16"/>
-              </w:rPr>
-              <w:t>1-3</w:t>
-            </w:r>
-          </w:p>
-          <w:p>
             <w:r>
               <w:rPr>
                 <w:b/>

--- a/gdocs_build/Mark.docx
+++ b/gdocs_build/Mark.docx
@@ -2502,7 +2502,7 @@
               <w:rPr>
                 <w:sz w:val="18"/>
               </w:rPr>
-              <w:t>Levi threw a massive dinner party at his house with Jesus, his disciples, and a ton of other shady tax collectors and "sinners." Crazy as it sounds, quite a few of them had already become his followers. The Pharisees saw this and asked his disciples, "Why does he eat with outcasts?"</w:t>
+              <w:t>Levi threw a massive dinner party at his house with Jesus, his disciples, and a ton of other shady tax collectors and "sinners." Crazy as it sounds, quite a few of them had already become his followers. The religion scholars and Pharisees saw this and asked his disciples, "Why does he eat with outcasts?"</w:t>
             </w:r>
           </w:p>
         </w:tc>
@@ -33255,7 +33255,7 @@
               <w:rPr>
                 <w:sz w:val="18"/>
               </w:rPr>
-              <w:t>Still later, he appeared to the Eleven themselves while they were eating supper — and he called them out hard for their stubborn refusal to believe the people who had seen him risen. Then he said, "Go into the entire world and preach the Good News to absolutely everyone. Anyone who believes and is baptized will be saved — but anyone who refuses to believe will be condemned."</w:t>
+              <w:t>Still later, he appeared to the Eleven themselves while they were eating supper — and he called them out hard for their stubborn refusal to believe the people who had seen him risen. Then he said, "Go into the entire world and preach God's Good News to absolutely everyone. Anyone who believes and is baptized will be saved — but anyone who refuses to believe will be condemned."</w:t>
             </w:r>
           </w:p>
         </w:tc>

--- a/gdocs_build/Mark.docx
+++ b/gdocs_build/Mark.docx
@@ -1635,7 +1635,7 @@
               <w:rPr>
                 <w:sz w:val="18"/>
               </w:rPr>
-              <w:t>Later, a guy covered in leprosy (a highly contagious, flesh-eating disease) fell on his knees and begged Jesus, "If you want to, you can heal me." Jesus felt deep pity for the guy, reached out, and actually touched him. "I want to," Jesus said. "Be healed." Instantly, the leprosy vanished, and his skin was smooth and healthy again.</w:t>
+              <w:t>Later, a guy covered in leprosy fell on his knees and begged Jesus, "If you want to, you can heal me." Jesus felt deep pity for the guy, reached out, and actually touched him. "I want to," Jesus said. "Be healed." Instantly, the leprosy vanished, and his skin was smooth and healthy again.</w:t>
             </w:r>
           </w:p>
         </w:tc>
@@ -1960,7 +1960,7 @@
               <w:rPr>
                 <w:sz w:val="18"/>
               </w:rPr>
-              <w:t>Four guys brought their paralyzed friend on a stretcher, but they couldn't get past the crowd. So, they climbed up onto the roof, literally ripped a hole in it, and lowered their paralyzed buddy down on ropes right in front of Jesus.</w:t>
+              <w:t>Four guys brought a paralyzed man on a stretcher, but they couldn't get past the crowd. So, they climbed up onto the roof, literally ripped a hole in it, and lowered him down on his stretcher right in front of Jesus.</w:t>
             </w:r>
           </w:p>
         </w:tc>
@@ -1983,7 +1983,7 @@
               <w:rPr>
                 <w:sz w:val="18"/>
               </w:rPr>
-              <w:t>네 명의 남자가 중풍병 걸린 친구를 들것에 들고 왔는데, 군중 때문에 들어갈 수가 없었어요. 그래서 지붕에 올라가서 구멍을 뚫고, 친구를 들것째로 예수님 바로 앞에 내려놓았어요.</w:t>
+              <w:t>네 명의 남자가 중풍병 걸린 사람을 들것에 들고 왔는데, 군중 때문에 들어갈 수가 없었어요. 그래서 지붕에 올라가서 구멍을 뚫고, 그 사람을 들것째로 예수님 바로 앞에 내려놓았어요.</w:t>
             </w:r>
           </w:p>
         </w:tc>
@@ -2173,7 +2173,7 @@
               <w:rPr>
                 <w:sz w:val="18"/>
               </w:rPr>
-              <w:t>Jesus knew exactly what they were thinking. He said, "Why are you getting triggered? What's easier to say: 'Your sins are forgiven' or 'Get up and walk'? Just to prove the Son of Man has the authority to forgive sins here on earth..." He turned to the paralyzed guy: "Get up, grab your mat, and go home."</w:t>
+              <w:t>Jesus knew exactly what they were thinking. He said, "Why are you guys so skeptical? What's easier to say: 'Your sins are forgiven' or 'Get up and walk'? Just to prove the Son of Man has the authority to forgive sins here on earth..." He turned to the paralyzed guy: "Get up, grab your mat, and go home."</w:t>
             </w:r>
           </w:p>
         </w:tc>
@@ -2902,7 +2902,7 @@
               <w:rPr>
                 <w:sz w:val="18"/>
               </w:rPr>
-              <w:t>One weekend, Jesus and his guys were walking through a wheat field. The disciples were hungry and pulled off some heads of grain to snack on. The Pharisees threw a fit: "Look! They are breaking the Sabbath rules by working!"</w:t>
+              <w:t>One Sabbath day, Jesus and his guys were walking through a wheat field. The disciples pulled off some heads of grain as they made their way through. The Pharisees threw a fit: "Look! They are breaking the Sabbath rules!"</w:t>
             </w:r>
           </w:p>
         </w:tc>
@@ -3407,7 +3407,7 @@
               <w:rPr>
                 <w:sz w:val="18"/>
               </w:rPr>
-              <w:t>바리새인들은 그거 보자마자 호다닥 밖으로 나가서, 헤롯당 사람들이랑 어떻게 하면 예수님을 없앨 수 있을지 작당모의를 시작했대요.</w:t>
+              <w:t>바리새인들은 그거 보자마자 바로 밖으로 나가서, 헤롯당 사람들이랑 어떻게 하면 예수님을 없앨 수 있을지 작당모의를 시작했대요.</w:t>
             </w:r>
           </w:p>
         </w:tc>
@@ -6656,7 +6656,7 @@
               <w:rPr>
                 <w:sz w:val="18"/>
               </w:rPr>
-              <w:t>Jesus asked him, "Tell me your name." The demon replied, "My name is Mob—I'm a rioting mob. There's an entire army of us inside this guy." Then he desperately begged Jesus not to banish them from the country.</w:t>
+              <w:t>Jesus asked him, "Tell me your name." The demon replied, "My name is Mob—I'm a rioting mob." Then he desperately begged Jesus not to banish them from the country.</w:t>
             </w:r>
           </w:p>
         </w:tc>
@@ -6679,7 +6679,7 @@
               <w:rPr>
                 <w:sz w:val="18"/>
               </w:rPr>
-              <w:t>예수님이 그 사람한테 물어보셨어요. “네 이름이 무엇인가요?” 그러자 그가 대답했어요. “제 이름은 패거리입니다. 완전 난리 치는 패거리요. 이 사람 안에 저희가 완전 한 부대나 들어있어요.” 그러면서 예수님한테 제발 자기들을 이 동네에서 쫓아내지 말아달라고 빌었대요.</w:t>
+              <w:t>예수님이 그 사람한테 물어보셨어요. “네 이름이 무엇인가요?” 그러자 그가 대답했어요. “제 이름은 패거리입니다. 완전 난리 치는 패거리요.” 그러면서 예수님한테 제발 자기들을 이 동네에서 쫓아내지 말아달라고 빌었대요.</w:t>
             </w:r>
           </w:p>
         </w:tc>
@@ -14352,7 +14352,7 @@
               <w:rPr>
                 <w:sz w:val="18"/>
               </w:rPr>
-              <w:t>Sure enough, six days later, three of them totally saw it. Jesus took Peter, James, and John and hiked them up a super tall mountain. Right before their eyes, his whole appearance transformed from the inside out. His clothes were super bright, practically glowing white—like no laundry detergent could ever get them that white. Then, Elijah and Moses just showed up, chilling and talking with Jesus.</w:t>
+              <w:t>Sure enough, six days later, three of them totally saw it. Jesus took Peter, James, and John and hiked them up a super tall mountain. Right before their eyes, his whole appearance transformed from the inside out. His clothes were super bright, practically glowing white—like no laundry detergent could ever get them that white. Then, Elijah and Moses just showed up, in deep conversation with Jesus.</w:t>
             </w:r>
           </w:p>
         </w:tc>
@@ -14659,7 +14659,7 @@
               <w:rPr>
                 <w:sz w:val="18"/>
               </w:rPr>
-              <w:t>산 내려오면서 예수님이 단단히 경고하셨음. "방금 본 것을 아무에게도 말하지 마세요. 그런데 '인자'가 죽었다가 살아나면 그때는 말해도 됩니다." 제자들은 '죽었다가 살아난다'는 게 뭔 소린지 1도 이해가 안 돼서 고개만 갸우뚱거렸음.</w:t>
+              <w:t>산 내려오면서 예수님이 단단히 경고하셨음. "방금 본 것을 아무에게도 말하지 마세요. 그런데 '인자'가 죽었다가 살아나면 그때는 말해도 됩니다." 제자들은 '죽었다가 살아난다'는 게 뭔 소린지 전혀 이해가 안 돼서 고개만 갸우뚱거렸음.</w:t>
             </w:r>
           </w:p>
         </w:tc>
@@ -20405,7 +20405,7 @@
               <w:rPr>
                 <w:sz w:val="18"/>
               </w:rPr>
-              <w:t>Then, some people who were just chilling there were like, "Whoa, what are you guys doing untying that colt?"</w:t>
+              <w:t>Then, some people standing around there were like, "Whoa, what are you guys doing untying that colt?"</w:t>
             </w:r>
           </w:p>
         </w:tc>
@@ -22406,7 +22406,7 @@
               <w:rPr>
                 <w:sz w:val="18"/>
               </w:rPr>
-              <w:t>But get this – the farmhands grabbed the servant, beat him up, and sent him back with nothing. So the owner sent another servant. That one? They totally humiliated him, maybe even tarred and feathered him (a really nasty way to embarrass someone back then). Then he sent another, and they just straight-up killed him. It kept going like that with a bunch of other servants. Some they beat up, some they flat-out murdered.</w:t>
+              <w:t>But get this – the farmhands grabbed the servant, beat him up, and sent him back with nothing. So the owner sent another servant. That one they tarred and feathered—a really humiliating punishment back then. Then he sent another, and they just straight-up killed him. It kept going like that with a bunch of other servants. Some they beat up, some they flat-out murdered.</w:t>
             </w:r>
           </w:p>
         </w:tc>
@@ -22429,7 +22429,7 @@
               <w:rPr>
                 <w:sz w:val="18"/>
               </w:rPr>
-              <w:t>근데 그 농부들이 종을 붙잡아서 무자비하게 때리고는 빈손으로 쫓아낸 거야. 그래서 주인이 다른 종을 보냈더니, 걔한테 완전 망신을 줬대. 그래서 또 다른 종을 보냈더니, 이번엔 아예 죽여버린 거 있지. 주인은 계속해서 종들을 보냈는데, 농부들은 걔네들을 때리거나 죽이거나 했어.</w:t>
+              <w:t>근데 그 농부들이 종을 붙잡아서 무자비하게 때리고는 빈손으로 쫓아낸 거야. 그래서 주인이 다른 종을 보냈더니, 그 종한테는 타르를 바르고 깃털을 붙이는 끔찍한 망신을 줬대. 그래서 또 다른 종을 보냈더니, 이번엔 아예 죽여버린 거 있지. 주인은 계속해서 종들을 보냈는데, 농부들은 걔네들을 때리거나 죽이거나 했어.</w:t>
             </w:r>
           </w:p>
         </w:tc>
@@ -22548,7 +22548,7 @@
               <w:rPr>
                 <w:sz w:val="18"/>
               </w:rPr>
-              <w:t>But those greedy farmhands saw their opportunity. They practically rubbed their hands together, saying, 'Whoa, this is the guy who's gonna inherit everything! Let's kill him and then all this land and money will be ours!' So they grabbed him, killed him, and tossed his body right over the fence.</w:t>
+              <w:t>But those greedy farmhands saw their opportunity. They practically rubbed their hands together, saying, 'Whoa, this is the guy who's gonna inherit everything! Let's kill him and then it'll all be ours!' So they grabbed him, killed him, and tossed his body right over the fence.</w:t>
             </w:r>
           </w:p>
         </w:tc>
@@ -23474,7 +23474,7 @@
               <w:rPr>
                 <w:sz w:val="18"/>
               </w:rPr>
-              <w:t>예수님이 대답하셨어. "여러분은 진짜 크게 착각하고 계세요. 첫째, 여러분은 성경을 1도 몰라요. 둘째, 하나님이 어떻게 일하시는지도 전혀 몰라요. 죽었다가 살아나면 결혼 같은 거 안 해요. 그때는 사람들 다 천사처럼 되어서, 하나님이랑 완전 진하고 기쁘게 지낼 거예요.</w:t>
+              <w:t>예수님이 대답하셨어. "여러분은 진짜 크게 착각하고 계세요. 첫째, 여러분은 성경을 전혀 몰라요. 둘째, 하나님이 어떻게 일하시는지도 전혀 몰라요. 죽었다가 살아나면 결혼 같은 거 안 해요. 그때는 사람들 다 천사처럼 되어서, 하나님이랑 완전 진하고 기쁘게 지낼 거예요.</w:t>
             </w:r>
           </w:p>
         </w:tc>
@@ -26769,7 +26769,7 @@
               <w:rPr>
                 <w:sz w:val="18"/>
               </w:rPr>
-              <w:t>Jesus was chilling in Bethany, staying at Simon the Leper's house. While they were all eating dinner, a woman showed up with a bottle of super expensive perfume.</w:t>
+              <w:t>Jesus was in Bethany, staying at Simon the Leper's house. While they were all eating dinner, a woman showed up with a bottle of super expensive perfume.</w:t>
             </w:r>
           </w:p>
         </w:tc>
@@ -28476,7 +28476,7 @@
               <w:rPr>
                 <w:sz w:val="18"/>
               </w:rPr>
-              <w:t>베드로가 불쑥 말했음. "다른 애들 다 마음이 약해져서 날 부끄러워해도, 저는 절대 안 그럴 겁니다."</w:t>
+              <w:t>베드로가 불쑥 말했음. "다른 애들 다 예수님을 부끄러워해도, 저는 절대 안 그럴 겁니다."</w:t>
             </w:r>
           </w:p>
         </w:tc>
@@ -29631,7 +29631,7 @@
               <w:rPr>
                 <w:sz w:val="18"/>
               </w:rPr>
-              <w:t>어떤 젊은 애가 이불 하나만 걸치고 예수님을 따라가고 있었음. 사람들이 걔를 잡으려고 하니까, 이불 버리고 알몸으로 냅다 튀었음.</w:t>
+              <w:t>어떤 젊은 애가 이불 하나만 걸치고 예수님을 따라가고 있었음. 사람들이 걔를 잡으려고 하니까, 이불 버리고 알몸으로 도망쳤음.</w:t>
             </w:r>
           </w:p>
         </w:tc>
@@ -29747,7 +29747,7 @@
               <w:rPr>
                 <w:sz w:val="18"/>
               </w:rPr>
-              <w:t>사람들이 예수를 대제사장한테 끌고 갔음. 거기에는 대제사장, 종교 지도자, 학자들이 다 모여 있었지. 베드로는 멀찍이서 쫄래쫄래 따라가서 대제사장 집 안뜰까지 들어갔음. 거기서 하인들 사이에 껴서 불 쬐고 있었음.</w:t>
+              <w:t>사람들이 예수를 대제사장한테 끌고 갔음. 거기에는 대제사장, 종교 지도자, 학자들이 다 모여 있었지. 베드로는 멀찍이서 따라가서 대제사장 집 안뜰까지 들어갔음. 거기서 하인들 사이에 껴서 불 쬐고 있었음.</w:t>
             </w:r>
           </w:p>
         </w:tc>
@@ -31009,7 +31009,7 @@
               <w:rPr>
                 <w:sz w:val="18"/>
               </w:rPr>
-              <w:t>빌라도가 예수한테 물었어요. "니가 유대인의 왕이냐?" 예수님이 대답하셨어요. "네가 그렇게 말했으니, 뭐." 그러자 대제사장들은 막 고발하기 시작했어요.</w:t>
+              <w:t>빌라도가 예수한테 물었어요. "니가 유대인의 왕이냐?" 예수님이 대답하셨어요. "네가 그렇게 말했으니." 그러자 대제사장들은 막 고발하기 시작했어요.</w:t>
             </w:r>
           </w:p>
         </w:tc>
@@ -31443,7 +31443,7 @@
               <w:rPr>
                 <w:sz w:val="18"/>
               </w:rPr>
-              <w:t>빌라도가 따졌죠. "아니, 도대체 무슨 죄를 지었길래요?"</w:t>
+              <w:t>빌라도가 따졌죠. "아니, 도대체 무슨 죄를 지었길래요? 뭘 잘못했는데요?" 근데 사람들은 더 크게 소리 질렀어요. "십자가에 못 박으라고!"</w:t>
             </w:r>
           </w:p>
         </w:tc>
@@ -31514,7 +31514,7 @@
               <w:rPr>
                 <w:sz w:val="18"/>
               </w:rPr>
-              <w:t>사람들은 더 크게 소리 질렀어요. "십자가에 못 박으라고!" 결국 빌라도는 사람들한테 져줬어요. 바라바는 풀어주고, 예수는 채찍질해서 십자가에 못 박으라고 넘겨줬죠.</w:t>
+              <w:t>결국 빌라도는 사람들한테 져줬어요. 바라바는 풀어주고, 예수는 채찍질해서 십자가에 못 박으라고 넘겨줬죠.</w:t>
             </w:r>
           </w:p>
         </w:tc>
@@ -32923,7 +32923,7 @@
               <w:rPr>
                 <w:sz w:val="18"/>
               </w:rPr>
-              <w:t>근데 딱 고개를 들어보니까, 그 완전 큰 돌이 이미 굴려져 있는 거야. 그래서 바로 안으로 들어갔는데, 웬 젊은 사람이 흰 옷을 입고 오른쪽에 앉아 있는 게 보였어. 완전 깜놀해서 어쩔 줄 몰라 했지.</w:t>
+              <w:t>근데 딱 고개를 들어보니까, 그 완전 큰 돌이 이미 굴려져 있는 거야. 그래서 바로 안으로 들어갔는데, 웬 젊은 사람이 흰 옷을 입고 오른쪽에 앉아 있는 게 보였어. 완전 놀라서 어쩔 줄 몰라 했지.</w:t>
             </w:r>
           </w:p>
         </w:tc>
@@ -33326,7 +33326,7 @@
               <w:rPr>
                 <w:sz w:val="18"/>
               </w:rPr>
-              <w:t>"And these insane signs will follow everyone who believes: they'll drive out demons in my name, they'll speak in brand-new languages, they'll pick up snakes with their bare hands, they'll drink poison and walk away totally fine, and they'll lay hands on sick people and heal them."</w:t>
+              <w:t>"And these amazing signs will follow everyone who believes: they'll drive out demons in my name, they'll speak in brand-new languages, they'll pick up snakes, they'll drink poison and walk away totally fine, and they'll lay hands on sick people and heal them."</w:t>
             </w:r>
           </w:p>
         </w:tc>

--- a/gdocs_build/Mark.docx
+++ b/gdocs_build/Mark.docx
@@ -10514,7 +10514,7 @@
                 <w:b/>
                 <w:sz w:val="16"/>
               </w:rPr>
-              <w:t>6-8</w:t>
+              <w:t>6</w:t>
             </w:r>
           </w:p>
           <w:p>
@@ -10545,7 +10545,7 @@
                 <w:b/>
                 <w:sz w:val="16"/>
               </w:rPr>
-              <w:t>6-8</w:t>
+              <w:t>6</w:t>
             </w:r>
           </w:p>
           <w:p>
@@ -10568,7 +10568,7 @@
                 <w:b/>
                 <w:sz w:val="16"/>
               </w:rPr>
-              <w:t>6-8</w:t>
+              <w:t>6</w:t>
             </w:r>
           </w:p>
           <w:p>
@@ -10664,7 +10664,7 @@
                 <w:b/>
                 <w:sz w:val="16"/>
               </w:rPr>
-              <w:t>9-13</w:t>
+              <w:t>9</w:t>
             </w:r>
           </w:p>
           <w:p>
@@ -10687,7 +10687,7 @@
                 <w:b/>
                 <w:sz w:val="16"/>
               </w:rPr>
-              <w:t>9-13</w:t>
+              <w:t>9</w:t>
             </w:r>
           </w:p>
           <w:p>
@@ -10710,7 +10710,7 @@
                 <w:b/>
                 <w:sz w:val="16"/>
               </w:rPr>
-              <w:t>9-13</w:t>
+              <w:t>9</w:t>
             </w:r>
           </w:p>
           <w:p>
@@ -10735,7 +10735,7 @@
                 <w:b/>
                 <w:sz w:val="16"/>
               </w:rPr>
-              <w:t>9-13</w:t>
+              <w:t>10</w:t>
             </w:r>
           </w:p>
           <w:p>
@@ -10758,7 +10758,7 @@
                 <w:b/>
                 <w:sz w:val="16"/>
               </w:rPr>
-              <w:t>9-13</w:t>
+              <w:t>10</w:t>
             </w:r>
           </w:p>
           <w:p>
@@ -10781,7 +10781,7 @@
                 <w:b/>
                 <w:sz w:val="16"/>
               </w:rPr>
-              <w:t>9-13</w:t>
+              <w:t>10</w:t>
             </w:r>
           </w:p>
           <w:p>
@@ -10806,7 +10806,7 @@
                 <w:b/>
                 <w:sz w:val="16"/>
               </w:rPr>
-              <w:t>9-13</w:t>
+              <w:t>11</w:t>
             </w:r>
           </w:p>
           <w:p>
@@ -10829,7 +10829,7 @@
                 <w:b/>
                 <w:sz w:val="16"/>
               </w:rPr>
-              <w:t>9-13</w:t>
+              <w:t>11</w:t>
             </w:r>
           </w:p>
           <w:p>
@@ -10852,7 +10852,7 @@
                 <w:b/>
                 <w:sz w:val="16"/>
               </w:rPr>
-              <w:t>9-13</w:t>
+              <w:t>11</w:t>
             </w:r>
           </w:p>
           <w:p>
@@ -10877,7 +10877,7 @@
                 <w:b/>
                 <w:sz w:val="16"/>
               </w:rPr>
-              <w:t>9-13</w:t>
+              <w:t>12-13</w:t>
             </w:r>
           </w:p>
           <w:p>
@@ -10900,7 +10900,7 @@
                 <w:b/>
                 <w:sz w:val="16"/>
               </w:rPr>
-              <w:t>9-13</w:t>
+              <w:t>12-13</w:t>
             </w:r>
           </w:p>
           <w:p>
@@ -10923,7 +10923,7 @@
                 <w:b/>
                 <w:sz w:val="16"/>
               </w:rPr>
-              <w:t>9-13</w:t>
+              <w:t>12-13</w:t>
             </w:r>
           </w:p>
           <w:p>
@@ -10948,7 +10948,7 @@
                 <w:b/>
                 <w:sz w:val="16"/>
               </w:rPr>
-              <w:t>14-15</w:t>
+              <w:t>14</w:t>
             </w:r>
           </w:p>
           <w:p>
@@ -10971,7 +10971,7 @@
                 <w:b/>
                 <w:sz w:val="16"/>
               </w:rPr>
-              <w:t>14-15</w:t>
+              <w:t>14</w:t>
             </w:r>
           </w:p>
           <w:p>
@@ -10994,7 +10994,7 @@
                 <w:b/>
                 <w:sz w:val="16"/>
               </w:rPr>
-              <w:t>14-15</w:t>
+              <w:t>14</w:t>
             </w:r>
           </w:p>
           <w:p>
@@ -11019,7 +11019,7 @@
                 <w:b/>
                 <w:sz w:val="16"/>
               </w:rPr>
-              <w:t>14-15</w:t>
+              <w:t>15</w:t>
             </w:r>
           </w:p>
           <w:p>
@@ -11042,7 +11042,7 @@
                 <w:b/>
                 <w:sz w:val="16"/>
               </w:rPr>
-              <w:t>14-15</w:t>
+              <w:t>15</w:t>
             </w:r>
           </w:p>
           <w:p>
@@ -11065,7 +11065,7 @@
                 <w:b/>
                 <w:sz w:val="16"/>
               </w:rPr>
-              <w:t>14-15</w:t>
+              <w:t>15</w:t>
             </w:r>
           </w:p>
           <w:p>
@@ -11161,7 +11161,7 @@
                 <w:b/>
                 <w:sz w:val="16"/>
               </w:rPr>
-              <w:t>18-19</w:t>
+              <w:t>18</w:t>
             </w:r>
           </w:p>
           <w:p>
@@ -11184,7 +11184,7 @@
                 <w:b/>
                 <w:sz w:val="16"/>
               </w:rPr>
-              <w:t>18-19</w:t>
+              <w:t>18</w:t>
             </w:r>
           </w:p>
           <w:p>
@@ -11207,7 +11207,7 @@
                 <w:b/>
                 <w:sz w:val="16"/>
               </w:rPr>
-              <w:t>18-19</w:t>
+              <w:t>18</w:t>
             </w:r>
           </w:p>
           <w:p>
@@ -11232,7 +11232,7 @@
                 <w:b/>
                 <w:sz w:val="16"/>
               </w:rPr>
-              <w:t>18-19</w:t>
+              <w:t>19</w:t>
             </w:r>
           </w:p>
           <w:p>
@@ -11255,7 +11255,7 @@
                 <w:b/>
                 <w:sz w:val="16"/>
               </w:rPr>
-              <w:t>18-19</w:t>
+              <w:t>19</w:t>
             </w:r>
           </w:p>
           <w:p>
@@ -11278,7 +11278,7 @@
                 <w:b/>
                 <w:sz w:val="16"/>
               </w:rPr>
-              <w:t>18-19</w:t>
+              <w:t>19</w:t>
             </w:r>
           </w:p>
           <w:p>
@@ -11374,7 +11374,7 @@
                 <w:b/>
                 <w:sz w:val="16"/>
               </w:rPr>
-              <w:t>24-26</w:t>
+              <w:t>24</w:t>
             </w:r>
           </w:p>
           <w:p>
@@ -11397,7 +11397,7 @@
                 <w:b/>
                 <w:sz w:val="16"/>
               </w:rPr>
-              <w:t>24-26</w:t>
+              <w:t>24</w:t>
             </w:r>
           </w:p>
           <w:p>
@@ -11420,7 +11420,7 @@
                 <w:b/>
                 <w:sz w:val="16"/>
               </w:rPr>
-              <w:t>24-26</w:t>
+              <w:t>24</w:t>
             </w:r>
           </w:p>
           <w:p>
@@ -11445,7 +11445,7 @@
                 <w:b/>
                 <w:sz w:val="16"/>
               </w:rPr>
-              <w:t>24-26</w:t>
+              <w:t>25</w:t>
             </w:r>
           </w:p>
           <w:p>
@@ -11468,7 +11468,7 @@
                 <w:b/>
                 <w:sz w:val="16"/>
               </w:rPr>
-              <w:t>24-26</w:t>
+              <w:t>25</w:t>
             </w:r>
           </w:p>
           <w:p>
@@ -11491,7 +11491,7 @@
                 <w:b/>
                 <w:sz w:val="16"/>
               </w:rPr>
-              <w:t>24-26</w:t>
+              <w:t>25</w:t>
             </w:r>
           </w:p>
           <w:p>
@@ -11516,7 +11516,7 @@
                 <w:b/>
                 <w:sz w:val="16"/>
               </w:rPr>
-              <w:t>24-26</w:t>
+              <w:t>26</w:t>
             </w:r>
           </w:p>
           <w:p>
@@ -11539,7 +11539,7 @@
                 <w:b/>
                 <w:sz w:val="16"/>
               </w:rPr>
-              <w:t>24-26</w:t>
+              <w:t>26</w:t>
             </w:r>
           </w:p>
           <w:p>
@@ -11562,7 +11562,7 @@
                 <w:b/>
                 <w:sz w:val="16"/>
               </w:rPr>
-              <w:t>24-26</w:t>
+              <w:t>26</w:t>
             </w:r>
           </w:p>
           <w:p>
@@ -11729,7 +11729,7 @@
                 <w:b/>
                 <w:sz w:val="16"/>
               </w:rPr>
-              <w:t>29-30</w:t>
+              <w:t>29</w:t>
             </w:r>
           </w:p>
           <w:p>
@@ -11752,7 +11752,7 @@
                 <w:b/>
                 <w:sz w:val="16"/>
               </w:rPr>
-              <w:t>29-30</w:t>
+              <w:t>29</w:t>
             </w:r>
           </w:p>
           <w:p>
@@ -11775,7 +11775,7 @@
                 <w:b/>
                 <w:sz w:val="16"/>
               </w:rPr>
-              <w:t>29-30</w:t>
+              <w:t>29</w:t>
             </w:r>
           </w:p>
           <w:p>
@@ -11800,7 +11800,7 @@
                 <w:b/>
                 <w:sz w:val="16"/>
               </w:rPr>
-              <w:t>29-30</w:t>
+              <w:t>30</w:t>
             </w:r>
           </w:p>
           <w:p>
@@ -11823,7 +11823,7 @@
                 <w:b/>
                 <w:sz w:val="16"/>
               </w:rPr>
-              <w:t>29-30</w:t>
+              <w:t>30</w:t>
             </w:r>
           </w:p>
           <w:p>
@@ -11846,7 +11846,7 @@
                 <w:b/>
                 <w:sz w:val="16"/>
               </w:rPr>
-              <w:t>29-30</w:t>
+              <w:t>30</w:t>
             </w:r>
           </w:p>
           <w:p>
@@ -11871,7 +11871,7 @@
                 <w:b/>
                 <w:sz w:val="16"/>
               </w:rPr>
-              <w:t>31-35</w:t>
+              <w:t>31</w:t>
             </w:r>
           </w:p>
           <w:p>
@@ -11894,7 +11894,7 @@
                 <w:b/>
                 <w:sz w:val="16"/>
               </w:rPr>
-              <w:t>31-35</w:t>
+              <w:t>31</w:t>
             </w:r>
           </w:p>
           <w:p>
@@ -11917,7 +11917,7 @@
                 <w:b/>
                 <w:sz w:val="16"/>
               </w:rPr>
-              <w:t>31-35</w:t>
+              <w:t>31</w:t>
             </w:r>
           </w:p>
           <w:p>
@@ -11942,7 +11942,7 @@
                 <w:b/>
                 <w:sz w:val="16"/>
               </w:rPr>
-              <w:t>31-35</w:t>
+              <w:t>32</w:t>
             </w:r>
           </w:p>
           <w:p>
@@ -11965,7 +11965,7 @@
                 <w:b/>
                 <w:sz w:val="16"/>
               </w:rPr>
-              <w:t>31-35</w:t>
+              <w:t>32</w:t>
             </w:r>
           </w:p>
           <w:p>
@@ -11988,7 +11988,7 @@
                 <w:b/>
                 <w:sz w:val="16"/>
               </w:rPr>
-              <w:t>31-35</w:t>
+              <w:t>32</w:t>
             </w:r>
           </w:p>
           <w:p>
@@ -12013,7 +12013,7 @@
                 <w:b/>
                 <w:sz w:val="16"/>
               </w:rPr>
-              <w:t>31-35</w:t>
+              <w:t>33-34</w:t>
             </w:r>
           </w:p>
           <w:p>
@@ -12036,7 +12036,7 @@
                 <w:b/>
                 <w:sz w:val="16"/>
               </w:rPr>
-              <w:t>31-35</w:t>
+              <w:t>33-34</w:t>
             </w:r>
           </w:p>
           <w:p>
@@ -12059,7 +12059,7 @@
                 <w:b/>
                 <w:sz w:val="16"/>
               </w:rPr>
-              <w:t>31-35</w:t>
+              <w:t>33-34</w:t>
             </w:r>
           </w:p>
           <w:p>
@@ -12084,7 +12084,7 @@
                 <w:b/>
                 <w:sz w:val="16"/>
               </w:rPr>
-              <w:t>31-35</w:t>
+              <w:t>35</w:t>
             </w:r>
           </w:p>
           <w:p>
@@ -12107,7 +12107,7 @@
                 <w:b/>
                 <w:sz w:val="16"/>
               </w:rPr>
-              <w:t>31-35</w:t>
+              <w:t>35</w:t>
             </w:r>
           </w:p>
           <w:p>
@@ -12130,7 +12130,7 @@
                 <w:b/>
                 <w:sz w:val="16"/>
               </w:rPr>
-              <w:t>31-35</w:t>
+              <w:t>35</w:t>
             </w:r>
           </w:p>
           <w:p>
@@ -12155,7 +12155,7 @@
                 <w:b/>
                 <w:sz w:val="16"/>
               </w:rPr>
-              <w:t>36-37</w:t>
+              <w:t>36</w:t>
             </w:r>
           </w:p>
           <w:p>
@@ -12178,7 +12178,7 @@
                 <w:b/>
                 <w:sz w:val="16"/>
               </w:rPr>
-              <w:t>36-37</w:t>
+              <w:t>36</w:t>
             </w:r>
           </w:p>
           <w:p>
@@ -12201,7 +12201,7 @@
                 <w:b/>
                 <w:sz w:val="16"/>
               </w:rPr>
-              <w:t>36-37</w:t>
+              <w:t>36</w:t>
             </w:r>
           </w:p>
           <w:p>
@@ -12226,7 +12226,7 @@
                 <w:b/>
                 <w:sz w:val="16"/>
               </w:rPr>
-              <w:t>36-37</w:t>
+              <w:t>37</w:t>
             </w:r>
           </w:p>
           <w:p>
@@ -12249,7 +12249,7 @@
                 <w:b/>
                 <w:sz w:val="16"/>
               </w:rPr>
-              <w:t>36-37</w:t>
+              <w:t>37</w:t>
             </w:r>
           </w:p>
           <w:p>
@@ -12272,7 +12272,7 @@
                 <w:b/>
                 <w:sz w:val="16"/>
               </w:rPr>
-              <w:t>36-37</w:t>
+              <w:t>37</w:t>
             </w:r>
           </w:p>
           <w:p>
@@ -16874,7 +16874,7 @@
                 <w:b/>
                 <w:sz w:val="16"/>
               </w:rPr>
-              <w:t>5-9</w:t>
+              <w:t>5-6</w:t>
             </w:r>
           </w:p>
           <w:p>
@@ -16897,7 +16897,7 @@
                 <w:b/>
                 <w:sz w:val="16"/>
               </w:rPr>
-              <w:t>5-9</w:t>
+              <w:t>5-6</w:t>
             </w:r>
           </w:p>
           <w:p>
@@ -16920,7 +16920,7 @@
                 <w:b/>
                 <w:sz w:val="16"/>
               </w:rPr>
-              <w:t>5-9</w:t>
+              <w:t>5-6</w:t>
             </w:r>
           </w:p>
           <w:p>
@@ -16945,7 +16945,7 @@
                 <w:b/>
                 <w:sz w:val="16"/>
               </w:rPr>
-              <w:t>5-9</w:t>
+              <w:t>7-8</w:t>
             </w:r>
           </w:p>
           <w:p>
@@ -16968,7 +16968,7 @@
                 <w:b/>
                 <w:sz w:val="16"/>
               </w:rPr>
-              <w:t>5-9</w:t>
+              <w:t>7-8</w:t>
             </w:r>
           </w:p>
           <w:p>
@@ -16991,7 +16991,7 @@
                 <w:b/>
                 <w:sz w:val="16"/>
               </w:rPr>
-              <w:t>5-9</w:t>
+              <w:t>7-8</w:t>
             </w:r>
           </w:p>
           <w:p>
@@ -17016,7 +17016,7 @@
                 <w:b/>
                 <w:sz w:val="16"/>
               </w:rPr>
-              <w:t>5-9</w:t>
+              <w:t>9</w:t>
             </w:r>
           </w:p>
           <w:p>
@@ -17039,7 +17039,7 @@
                 <w:b/>
                 <w:sz w:val="16"/>
               </w:rPr>
-              <w:t>5-9</w:t>
+              <w:t>9</w:t>
             </w:r>
           </w:p>
           <w:p>
@@ -17062,7 +17062,7 @@
                 <w:b/>
                 <w:sz w:val="16"/>
               </w:rPr>
-              <w:t>5-9</w:t>
+              <w:t>9</w:t>
             </w:r>
           </w:p>
           <w:p>
@@ -17229,7 +17229,7 @@
                 <w:b/>
                 <w:sz w:val="16"/>
               </w:rPr>
-              <w:t>13-16</w:t>
+              <w:t>13</w:t>
             </w:r>
           </w:p>
           <w:p>
@@ -17252,7 +17252,7 @@
                 <w:b/>
                 <w:sz w:val="16"/>
               </w:rPr>
-              <w:t>13-16</w:t>
+              <w:t>13</w:t>
             </w:r>
           </w:p>
           <w:p>
@@ -17275,7 +17275,7 @@
                 <w:b/>
                 <w:sz w:val="16"/>
               </w:rPr>
-              <w:t>13-16</w:t>
+              <w:t>13</w:t>
             </w:r>
           </w:p>
           <w:p>
@@ -17300,7 +17300,7 @@
                 <w:b/>
                 <w:sz w:val="16"/>
               </w:rPr>
-              <w:t>13-16</w:t>
+              <w:t>14</w:t>
             </w:r>
           </w:p>
           <w:p>
@@ -17323,7 +17323,7 @@
                 <w:b/>
                 <w:sz w:val="16"/>
               </w:rPr>
-              <w:t>13-16</w:t>
+              <w:t>14</w:t>
             </w:r>
           </w:p>
           <w:p>
@@ -17346,7 +17346,7 @@
                 <w:b/>
                 <w:sz w:val="16"/>
               </w:rPr>
-              <w:t>13-16</w:t>
+              <w:t>14</w:t>
             </w:r>
           </w:p>
           <w:p>
@@ -17371,7 +17371,7 @@
                 <w:b/>
                 <w:sz w:val="16"/>
               </w:rPr>
-              <w:t>13-16</w:t>
+              <w:t>15-16</w:t>
             </w:r>
           </w:p>
           <w:p>
@@ -17394,7 +17394,7 @@
                 <w:b/>
                 <w:sz w:val="16"/>
               </w:rPr>
-              <w:t>13-16</w:t>
+              <w:t>15-16</w:t>
             </w:r>
           </w:p>
           <w:p>
@@ -17417,7 +17417,7 @@
                 <w:b/>
                 <w:sz w:val="16"/>
               </w:rPr>
-              <w:t>13-16</w:t>
+              <w:t>15-16</w:t>
             </w:r>
           </w:p>
           <w:p>
@@ -17842,7 +17842,7 @@
                 <w:b/>
                 <w:sz w:val="16"/>
               </w:rPr>
-              <w:t>23-25</w:t>
+              <w:t>23</w:t>
             </w:r>
           </w:p>
           <w:p>
@@ -17865,7 +17865,7 @@
                 <w:b/>
                 <w:sz w:val="16"/>
               </w:rPr>
-              <w:t>23-25</w:t>
+              <w:t>23</w:t>
             </w:r>
           </w:p>
           <w:p>
@@ -17888,7 +17888,7 @@
                 <w:b/>
                 <w:sz w:val="16"/>
               </w:rPr>
-              <w:t>23-25</w:t>
+              <w:t>23</w:t>
             </w:r>
           </w:p>
           <w:p>
@@ -17913,7 +17913,7 @@
                 <w:b/>
                 <w:sz w:val="16"/>
               </w:rPr>
-              <w:t>23-25</w:t>
+              <w:t>24-25</w:t>
             </w:r>
           </w:p>
           <w:p>
@@ -17936,7 +17936,7 @@
                 <w:b/>
                 <w:sz w:val="16"/>
               </w:rPr>
-              <w:t>23-25</w:t>
+              <w:t>24-25</w:t>
             </w:r>
           </w:p>
           <w:p>
@@ -17959,7 +17959,7 @@
                 <w:b/>
                 <w:sz w:val="16"/>
               </w:rPr>
-              <w:t>23-25</w:t>
+              <w:t>24-25</w:t>
             </w:r>
           </w:p>
           <w:p>
@@ -18197,7 +18197,7 @@
                 <w:b/>
                 <w:sz w:val="16"/>
               </w:rPr>
-              <w:t>29-31</w:t>
+              <w:t>29</w:t>
             </w:r>
           </w:p>
           <w:p>
@@ -18220,7 +18220,7 @@
                 <w:b/>
                 <w:sz w:val="16"/>
               </w:rPr>
-              <w:t>29-31</w:t>
+              <w:t>29</w:t>
             </w:r>
           </w:p>
           <w:p>
@@ -18243,7 +18243,7 @@
                 <w:b/>
                 <w:sz w:val="16"/>
               </w:rPr>
-              <w:t>29-31</w:t>
+              <w:t>29</w:t>
             </w:r>
           </w:p>
           <w:p>
@@ -18268,7 +18268,7 @@
                 <w:b/>
                 <w:sz w:val="16"/>
               </w:rPr>
-              <w:t>29-31</w:t>
+              <w:t>30</w:t>
             </w:r>
           </w:p>
           <w:p>
@@ -18291,7 +18291,7 @@
                 <w:b/>
                 <w:sz w:val="16"/>
               </w:rPr>
-              <w:t>29-31</w:t>
+              <w:t>30</w:t>
             </w:r>
           </w:p>
           <w:p>
@@ -18314,7 +18314,7 @@
                 <w:b/>
                 <w:sz w:val="16"/>
               </w:rPr>
-              <w:t>29-31</w:t>
+              <w:t>30</w:t>
             </w:r>
           </w:p>
           <w:p>
@@ -18339,7 +18339,7 @@
                 <w:b/>
                 <w:sz w:val="16"/>
               </w:rPr>
-              <w:t>29-31</w:t>
+              <w:t>31</w:t>
             </w:r>
           </w:p>
           <w:p>
@@ -18362,7 +18362,7 @@
                 <w:b/>
                 <w:sz w:val="16"/>
               </w:rPr>
-              <w:t>29-31</w:t>
+              <w:t>31</w:t>
             </w:r>
           </w:p>
           <w:p>
@@ -18385,7 +18385,7 @@
                 <w:b/>
                 <w:sz w:val="16"/>
               </w:rPr>
-              <w:t>29-31</w:t>
+              <w:t>31</w:t>
             </w:r>
           </w:p>
           <w:p>
@@ -18410,7 +18410,7 @@
                 <w:b/>
                 <w:sz w:val="16"/>
               </w:rPr>
-              <w:t>32-34</w:t>
+              <w:t>32</w:t>
             </w:r>
           </w:p>
           <w:p>
@@ -18433,7 +18433,7 @@
                 <w:b/>
                 <w:sz w:val="16"/>
               </w:rPr>
-              <w:t>32-34</w:t>
+              <w:t>32</w:t>
             </w:r>
           </w:p>
           <w:p>
@@ -18456,7 +18456,7 @@
                 <w:b/>
                 <w:sz w:val="16"/>
               </w:rPr>
-              <w:t>32-34</w:t>
+              <w:t>32</w:t>
             </w:r>
           </w:p>
           <w:p>
@@ -18481,7 +18481,7 @@
                 <w:b/>
                 <w:sz w:val="16"/>
               </w:rPr>
-              <w:t>32-34</w:t>
+              <w:t>33</w:t>
             </w:r>
           </w:p>
           <w:p>
@@ -18504,7 +18504,7 @@
                 <w:b/>
                 <w:sz w:val="16"/>
               </w:rPr>
-              <w:t>32-34</w:t>
+              <w:t>33</w:t>
             </w:r>
           </w:p>
           <w:p>
@@ -18527,7 +18527,7 @@
                 <w:b/>
                 <w:sz w:val="16"/>
               </w:rPr>
-              <w:t>32-34</w:t>
+              <w:t>33</w:t>
             </w:r>
           </w:p>
           <w:p>
@@ -18552,7 +18552,7 @@
                 <w:b/>
                 <w:sz w:val="16"/>
               </w:rPr>
-              <w:t>32-34</w:t>
+              <w:t>34</w:t>
             </w:r>
           </w:p>
           <w:p>
@@ -18575,7 +18575,7 @@
                 <w:b/>
                 <w:sz w:val="16"/>
               </w:rPr>
-              <w:t>32-34</w:t>
+              <w:t>34</w:t>
             </w:r>
           </w:p>
           <w:p>
@@ -18598,7 +18598,7 @@
                 <w:b/>
                 <w:sz w:val="16"/>
               </w:rPr>
-              <w:t>32-34</w:t>
+              <w:t>34</w:t>
             </w:r>
           </w:p>
           <w:p>
@@ -18952,7 +18952,7 @@
                 <w:b/>
                 <w:sz w:val="16"/>
               </w:rPr>
-              <w:t>39-40</w:t>
+              <w:t>39</w:t>
             </w:r>
           </w:p>
           <w:p>
@@ -18983,7 +18983,7 @@
                 <w:b/>
                 <w:sz w:val="16"/>
               </w:rPr>
-              <w:t>39-40</w:t>
+              <w:t>39</w:t>
             </w:r>
           </w:p>
           <w:p>
@@ -19006,7 +19006,7 @@
                 <w:b/>
                 <w:sz w:val="16"/>
               </w:rPr>
-              <w:t>39-40</w:t>
+              <w:t>39</w:t>
             </w:r>
           </w:p>
           <w:p>
@@ -19386,7 +19386,7 @@
                 <w:b/>
                 <w:sz w:val="16"/>
               </w:rPr>
-              <w:t>46-48</w:t>
+              <w:t>46</w:t>
             </w:r>
           </w:p>
           <w:p>
@@ -19409,7 +19409,7 @@
                 <w:b/>
                 <w:sz w:val="16"/>
               </w:rPr>
-              <w:t>46-48</w:t>
+              <w:t>46</w:t>
             </w:r>
           </w:p>
           <w:p>
@@ -19432,7 +19432,7 @@
                 <w:b/>
                 <w:sz w:val="16"/>
               </w:rPr>
-              <w:t>46-48</w:t>
+              <w:t>46</w:t>
             </w:r>
           </w:p>
           <w:p>
@@ -19457,7 +19457,7 @@
                 <w:b/>
                 <w:sz w:val="16"/>
               </w:rPr>
-              <w:t>46-48</w:t>
+              <w:t>47</w:t>
             </w:r>
           </w:p>
           <w:p>
@@ -19480,7 +19480,7 @@
                 <w:b/>
                 <w:sz w:val="16"/>
               </w:rPr>
-              <w:t>46-48</w:t>
+              <w:t>47</w:t>
             </w:r>
           </w:p>
           <w:p>
@@ -19503,7 +19503,7 @@
                 <w:b/>
                 <w:sz w:val="16"/>
               </w:rPr>
-              <w:t>46-48</w:t>
+              <w:t>47</w:t>
             </w:r>
           </w:p>
           <w:p>
@@ -19528,7 +19528,7 @@
                 <w:b/>
                 <w:sz w:val="16"/>
               </w:rPr>
-              <w:t>46-48</w:t>
+              <w:t>48</w:t>
             </w:r>
           </w:p>
           <w:p>
@@ -19551,7 +19551,7 @@
                 <w:b/>
                 <w:sz w:val="16"/>
               </w:rPr>
-              <w:t>46-48</w:t>
+              <w:t>48</w:t>
             </w:r>
           </w:p>
           <w:p>
@@ -19574,7 +19574,7 @@
                 <w:b/>
                 <w:sz w:val="16"/>
               </w:rPr>
-              <w:t>46-48</w:t>
+              <w:t>48</w:t>
             </w:r>
           </w:p>
           <w:p>
@@ -19599,7 +19599,7 @@
                 <w:b/>
                 <w:sz w:val="16"/>
               </w:rPr>
-              <w:t>49-50</w:t>
+              <w:t>49</w:t>
             </w:r>
           </w:p>
           <w:p>
@@ -19630,7 +19630,7 @@
                 <w:b/>
                 <w:sz w:val="16"/>
               </w:rPr>
-              <w:t>49-50</w:t>
+              <w:t>49</w:t>
             </w:r>
           </w:p>
           <w:p>
@@ -19653,7 +19653,7 @@
                 <w:b/>
                 <w:sz w:val="16"/>
               </w:rPr>
-              <w:t>49-50</w:t>
+              <w:t>49</w:t>
             </w:r>
           </w:p>
           <w:p>
@@ -20090,7 +20090,7 @@
                 <w:b/>
                 <w:sz w:val="16"/>
               </w:rPr>
-              <w:t>1-3</w:t>
+              <w:t>1</w:t>
             </w:r>
           </w:p>
           <w:p>
@@ -20113,7 +20113,7 @@
                 <w:b/>
                 <w:sz w:val="16"/>
               </w:rPr>
-              <w:t>1-3</w:t>
+              <w:t>1</w:t>
             </w:r>
           </w:p>
           <w:p>
@@ -20136,7 +20136,7 @@
                 <w:b/>
                 <w:sz w:val="16"/>
               </w:rPr>
-              <w:t>1-3</w:t>
+              <w:t>1</w:t>
             </w:r>
           </w:p>
           <w:p>
@@ -20161,7 +20161,7 @@
                 <w:b/>
                 <w:sz w:val="16"/>
               </w:rPr>
-              <w:t>1-3</w:t>
+              <w:t>2</w:t>
             </w:r>
           </w:p>
           <w:p>
@@ -20184,7 +20184,7 @@
                 <w:b/>
                 <w:sz w:val="16"/>
               </w:rPr>
-              <w:t>1-3</w:t>
+              <w:t>2</w:t>
             </w:r>
           </w:p>
           <w:p>
@@ -20207,7 +20207,7 @@
                 <w:b/>
                 <w:sz w:val="16"/>
               </w:rPr>
-              <w:t>1-3</w:t>
+              <w:t>2</w:t>
             </w:r>
           </w:p>
           <w:p>
@@ -20232,7 +20232,7 @@
                 <w:b/>
                 <w:sz w:val="16"/>
               </w:rPr>
-              <w:t>1-3</w:t>
+              <w:t>3</w:t>
             </w:r>
           </w:p>
           <w:p>
@@ -20255,7 +20255,7 @@
                 <w:b/>
                 <w:sz w:val="16"/>
               </w:rPr>
-              <w:t>1-3</w:t>
+              <w:t>3</w:t>
             </w:r>
           </w:p>
           <w:p>
@@ -20278,7 +20278,7 @@
                 <w:b/>
                 <w:sz w:val="16"/>
               </w:rPr>
-              <w:t>1-3</w:t>
+              <w:t>3</w:t>
             </w:r>
           </w:p>
           <w:p>
@@ -20303,7 +20303,7 @@
                 <w:b/>
                 <w:sz w:val="16"/>
               </w:rPr>
-              <w:t>4-7</w:t>
+              <w:t>4</w:t>
             </w:r>
           </w:p>
           <w:p>
@@ -20326,7 +20326,7 @@
                 <w:b/>
                 <w:sz w:val="16"/>
               </w:rPr>
-              <w:t>4-7</w:t>
+              <w:t>4</w:t>
             </w:r>
           </w:p>
           <w:p>
@@ -20349,7 +20349,7 @@
                 <w:b/>
                 <w:sz w:val="16"/>
               </w:rPr>
-              <w:t>4-7</w:t>
+              <w:t>4</w:t>
             </w:r>
           </w:p>
           <w:p>
@@ -20374,7 +20374,7 @@
                 <w:b/>
                 <w:sz w:val="16"/>
               </w:rPr>
-              <w:t>4-7</w:t>
+              <w:t>5</w:t>
             </w:r>
           </w:p>
           <w:p>
@@ -20397,7 +20397,7 @@
                 <w:b/>
                 <w:sz w:val="16"/>
               </w:rPr>
-              <w:t>4-7</w:t>
+              <w:t>5</w:t>
             </w:r>
           </w:p>
           <w:p>
@@ -20420,7 +20420,7 @@
                 <w:b/>
                 <w:sz w:val="16"/>
               </w:rPr>
-              <w:t>4-7</w:t>
+              <w:t>5</w:t>
             </w:r>
           </w:p>
           <w:p>
@@ -20445,7 +20445,7 @@
                 <w:b/>
                 <w:sz w:val="16"/>
               </w:rPr>
-              <w:t>4-7</w:t>
+              <w:t>6-7</w:t>
             </w:r>
           </w:p>
           <w:p>
@@ -20468,7 +20468,7 @@
                 <w:b/>
                 <w:sz w:val="16"/>
               </w:rPr>
-              <w:t>4-7</w:t>
+              <w:t>6-7</w:t>
             </w:r>
           </w:p>
           <w:p>
@@ -20491,7 +20491,7 @@
                 <w:b/>
                 <w:sz w:val="16"/>
               </w:rPr>
-              <w:t>4-7</w:t>
+              <w:t>6-7</w:t>
             </w:r>
           </w:p>
           <w:p>
@@ -20516,7 +20516,7 @@
                 <w:b/>
                 <w:sz w:val="16"/>
               </w:rPr>
-              <w:t>8-10</w:t>
+              <w:t>8</w:t>
             </w:r>
           </w:p>
           <w:p>
@@ -20547,7 +20547,7 @@
                 <w:b/>
                 <w:sz w:val="16"/>
               </w:rPr>
-              <w:t>8-10</w:t>
+              <w:t>8</w:t>
             </w:r>
           </w:p>
           <w:p>
@@ -20570,7 +20570,7 @@
                 <w:b/>
                 <w:sz w:val="16"/>
               </w:rPr>
-              <w:t>8-10</w:t>
+              <w:t>8</w:t>
             </w:r>
           </w:p>
           <w:p>
@@ -20595,7 +20595,7 @@
                 <w:b/>
                 <w:sz w:val="16"/>
               </w:rPr>
-              <w:t>8-10</w:t>
+              <w:t>9</w:t>
             </w:r>
           </w:p>
           <w:p>
@@ -20618,7 +20618,7 @@
                 <w:b/>
                 <w:sz w:val="16"/>
               </w:rPr>
-              <w:t>8-10</w:t>
+              <w:t>9</w:t>
             </w:r>
           </w:p>
           <w:p>
@@ -20641,7 +20641,7 @@
                 <w:b/>
                 <w:sz w:val="16"/>
               </w:rPr>
-              <w:t>8-10</w:t>
+              <w:t>9</w:t>
             </w:r>
           </w:p>
           <w:p>
@@ -20666,7 +20666,7 @@
                 <w:b/>
                 <w:sz w:val="16"/>
               </w:rPr>
-              <w:t>8-10</w:t>
+              <w:t>9-10</w:t>
             </w:r>
           </w:p>
           <w:p>
@@ -20689,7 +20689,7 @@
                 <w:b/>
                 <w:sz w:val="16"/>
               </w:rPr>
-              <w:t>8-10</w:t>
+              <w:t>9-10</w:t>
             </w:r>
           </w:p>
           <w:p>
@@ -20712,7 +20712,7 @@
                 <w:b/>
                 <w:sz w:val="16"/>
               </w:rPr>
-              <w:t>8-10</w:t>
+              <w:t>9-10</w:t>
             </w:r>
           </w:p>
           <w:p>
@@ -20853,7 +20853,7 @@
                 <w:b/>
                 <w:sz w:val="16"/>
               </w:rPr>
-              <w:t>12-14</w:t>
+              <w:t>12-13</w:t>
             </w:r>
           </w:p>
           <w:p>
@@ -20876,7 +20876,7 @@
                 <w:b/>
                 <w:sz w:val="16"/>
               </w:rPr>
-              <w:t>12-14</w:t>
+              <w:t>12-13</w:t>
             </w:r>
           </w:p>
           <w:p>
@@ -20899,7 +20899,7 @@
                 <w:b/>
                 <w:sz w:val="16"/>
               </w:rPr>
-              <w:t>12-14</w:t>
+              <w:t>12-13</w:t>
             </w:r>
           </w:p>
           <w:p>
@@ -20924,7 +20924,7 @@
                 <w:b/>
                 <w:sz w:val="16"/>
               </w:rPr>
-              <w:t>12-14</w:t>
+              <w:t>13-14</w:t>
             </w:r>
           </w:p>
           <w:p>
@@ -20947,7 +20947,7 @@
                 <w:b/>
                 <w:sz w:val="16"/>
               </w:rPr>
-              <w:t>12-14</w:t>
+              <w:t>13-14</w:t>
             </w:r>
           </w:p>
           <w:p>
@@ -20970,7 +20970,7 @@
                 <w:b/>
                 <w:sz w:val="16"/>
               </w:rPr>
-              <w:t>12-14</w:t>
+              <w:t>13-14</w:t>
             </w:r>
           </w:p>
           <w:p>
@@ -20995,7 +20995,7 @@
                 <w:b/>
                 <w:sz w:val="16"/>
               </w:rPr>
-              <w:t>12-14</w:t>
+              <w:t>14</w:t>
             </w:r>
           </w:p>
           <w:p>
@@ -21018,7 +21018,7 @@
                 <w:b/>
                 <w:sz w:val="16"/>
               </w:rPr>
-              <w:t>12-14</w:t>
+              <w:t>14</w:t>
             </w:r>
           </w:p>
           <w:p>
@@ -21041,7 +21041,7 @@
                 <w:b/>
                 <w:sz w:val="16"/>
               </w:rPr>
-              <w:t>12-14</w:t>
+              <w:t>14</w:t>
             </w:r>
           </w:p>
           <w:p>
@@ -21066,7 +21066,7 @@
                 <w:b/>
                 <w:sz w:val="16"/>
               </w:rPr>
-              <w:t>15-17</w:t>
+              <w:t>15</w:t>
             </w:r>
           </w:p>
           <w:p>
@@ -21097,7 +21097,7 @@
                 <w:b/>
                 <w:sz w:val="16"/>
               </w:rPr>
-              <w:t>15-17</w:t>
+              <w:t>15</w:t>
             </w:r>
           </w:p>
           <w:p>
@@ -21120,7 +21120,7 @@
                 <w:b/>
                 <w:sz w:val="16"/>
               </w:rPr>
-              <w:t>15-17</w:t>
+              <w:t>15</w:t>
             </w:r>
           </w:p>
           <w:p>
@@ -21145,7 +21145,7 @@
                 <w:b/>
                 <w:sz w:val="16"/>
               </w:rPr>
-              <w:t>15-17</w:t>
+              <w:t>16-17</w:t>
             </w:r>
           </w:p>
           <w:p>
@@ -21168,7 +21168,7 @@
                 <w:b/>
                 <w:sz w:val="16"/>
               </w:rPr>
-              <w:t>15-17</w:t>
+              <w:t>16-17</w:t>
             </w:r>
           </w:p>
           <w:p>
@@ -21191,7 +21191,7 @@
                 <w:b/>
                 <w:sz w:val="16"/>
               </w:rPr>
-              <w:t>15-17</w:t>
+              <w:t>16-17</w:t>
             </w:r>
           </w:p>
           <w:p>
@@ -21216,7 +21216,7 @@
                 <w:b/>
                 <w:sz w:val="16"/>
               </w:rPr>
-              <w:t>15-17</w:t>
+              <w:t>17</w:t>
             </w:r>
           </w:p>
           <w:p>
@@ -21239,7 +21239,7 @@
                 <w:b/>
                 <w:sz w:val="16"/>
               </w:rPr>
-              <w:t>15-17</w:t>
+              <w:t>17</w:t>
             </w:r>
           </w:p>
           <w:p>
@@ -21262,7 +21262,7 @@
                 <w:b/>
                 <w:sz w:val="16"/>
               </w:rPr>
-              <w:t>15-17</w:t>
+              <w:t>17</w:t>
             </w:r>
           </w:p>
           <w:p>
@@ -21429,7 +21429,7 @@
                 <w:b/>
                 <w:sz w:val="16"/>
               </w:rPr>
-              <w:t>20-21</w:t>
+              <w:t>20</w:t>
             </w:r>
           </w:p>
           <w:p>
@@ -21452,7 +21452,7 @@
                 <w:b/>
                 <w:sz w:val="16"/>
               </w:rPr>
-              <w:t>20-21</w:t>
+              <w:t>20</w:t>
             </w:r>
           </w:p>
           <w:p>
@@ -21475,7 +21475,7 @@
                 <w:b/>
                 <w:sz w:val="16"/>
               </w:rPr>
-              <w:t>20-21</w:t>
+              <w:t>20</w:t>
             </w:r>
           </w:p>
           <w:p>
@@ -21500,7 +21500,7 @@
                 <w:b/>
                 <w:sz w:val="16"/>
               </w:rPr>
-              <w:t>20-21</w:t>
+              <w:t>21</w:t>
             </w:r>
           </w:p>
           <w:p>
@@ -21523,7 +21523,7 @@
                 <w:b/>
                 <w:sz w:val="16"/>
               </w:rPr>
-              <w:t>20-21</w:t>
+              <w:t>21</w:t>
             </w:r>
           </w:p>
           <w:p>
@@ -21546,7 +21546,7 @@
                 <w:b/>
                 <w:sz w:val="16"/>
               </w:rPr>
-              <w:t>20-21</w:t>
+              <w:t>21</w:t>
             </w:r>
           </w:p>
           <w:p>
@@ -21971,7 +21971,7 @@
                 <w:b/>
                 <w:sz w:val="16"/>
               </w:rPr>
-              <w:t>31-33</w:t>
+              <w:t>31</w:t>
             </w:r>
           </w:p>
           <w:p>
@@ -22002,7 +22002,7 @@
                 <w:b/>
                 <w:sz w:val="16"/>
               </w:rPr>
-              <w:t>31-33</w:t>
+              <w:t>31</w:t>
             </w:r>
           </w:p>
           <w:p>
@@ -22025,7 +22025,7 @@
                 <w:b/>
                 <w:sz w:val="16"/>
               </w:rPr>
-              <w:t>31-33</w:t>
+              <w:t>31</w:t>
             </w:r>
           </w:p>
           <w:p>
@@ -22050,7 +22050,7 @@
                 <w:b/>
                 <w:sz w:val="16"/>
               </w:rPr>
-              <w:t>31-33</w:t>
+              <w:t>32</w:t>
             </w:r>
           </w:p>
           <w:p>
@@ -22073,7 +22073,7 @@
                 <w:b/>
                 <w:sz w:val="16"/>
               </w:rPr>
-              <w:t>31-33</w:t>
+              <w:t>32</w:t>
             </w:r>
           </w:p>
           <w:p>
@@ -22096,7 +22096,7 @@
                 <w:b/>
                 <w:sz w:val="16"/>
               </w:rPr>
-              <w:t>31-33</w:t>
+              <w:t>32</w:t>
             </w:r>
           </w:p>
           <w:p>
@@ -22121,7 +22121,7 @@
                 <w:b/>
                 <w:sz w:val="16"/>
               </w:rPr>
-              <w:t>31-33</w:t>
+              <w:t>33</w:t>
             </w:r>
           </w:p>
           <w:p>
@@ -22144,7 +22144,7 @@
                 <w:b/>
                 <w:sz w:val="16"/>
               </w:rPr>
-              <w:t>31-33</w:t>
+              <w:t>33</w:t>
             </w:r>
           </w:p>
           <w:p>
@@ -22167,7 +22167,7 @@
                 <w:b/>
                 <w:sz w:val="16"/>
               </w:rPr>
-              <w:t>31-33</w:t>
+              <w:t>33</w:t>
             </w:r>
           </w:p>
           <w:p>
@@ -23278,7 +23278,7 @@
                 <w:b/>
                 <w:sz w:val="16"/>
               </w:rPr>
-              <w:t>18-23</w:t>
+              <w:t>18-22</w:t>
             </w:r>
           </w:p>
           <w:p>
@@ -23301,7 +23301,7 @@
                 <w:b/>
                 <w:sz w:val="16"/>
               </w:rPr>
-              <w:t>18-23</w:t>
+              <w:t>18-22</w:t>
             </w:r>
           </w:p>
           <w:p>
@@ -23324,7 +23324,7 @@
                 <w:b/>
                 <w:sz w:val="16"/>
               </w:rPr>
-              <w:t>18-23</w:t>
+              <w:t>18-22</w:t>
             </w:r>
           </w:p>
           <w:p>
@@ -23349,7 +23349,7 @@
                 <w:b/>
                 <w:sz w:val="16"/>
               </w:rPr>
-              <w:t>18-23</w:t>
+              <w:t>23</w:t>
             </w:r>
           </w:p>
           <w:p>
@@ -23372,7 +23372,7 @@
                 <w:b/>
                 <w:sz w:val="16"/>
               </w:rPr>
-              <w:t>18-23</w:t>
+              <w:t>23</w:t>
             </w:r>
           </w:p>
           <w:p>
@@ -23395,7 +23395,7 @@
                 <w:b/>
                 <w:sz w:val="16"/>
               </w:rPr>
-              <w:t>18-23</w:t>
+              <w:t>23</w:t>
             </w:r>
           </w:p>
           <w:p>
@@ -23420,7 +23420,7 @@
                 <w:b/>
                 <w:sz w:val="16"/>
               </w:rPr>
-              <w:t>24-27</w:t>
+              <w:t>24-25</w:t>
             </w:r>
           </w:p>
           <w:p>
@@ -23443,7 +23443,7 @@
                 <w:b/>
                 <w:sz w:val="16"/>
               </w:rPr>
-              <w:t>24-27</w:t>
+              <w:t>24-25</w:t>
             </w:r>
           </w:p>
           <w:p>
@@ -23466,7 +23466,7 @@
                 <w:b/>
                 <w:sz w:val="16"/>
               </w:rPr>
-              <w:t>24-27</w:t>
+              <w:t>24-25</w:t>
             </w:r>
           </w:p>
           <w:p>
@@ -23491,7 +23491,7 @@
                 <w:b/>
                 <w:sz w:val="16"/>
               </w:rPr>
-              <w:t>24-27</w:t>
+              <w:t>26-27</w:t>
             </w:r>
           </w:p>
           <w:p>
@@ -23514,7 +23514,7 @@
                 <w:b/>
                 <w:sz w:val="16"/>
               </w:rPr>
-              <w:t>24-27</w:t>
+              <w:t>26-27</w:t>
             </w:r>
           </w:p>
           <w:p>
@@ -23537,7 +23537,7 @@
                 <w:b/>
                 <w:sz w:val="16"/>
               </w:rPr>
-              <w:t>24-27</w:t>
+              <w:t>26-27</w:t>
             </w:r>
           </w:p>
           <w:p>
@@ -23899,7 +23899,7 @@
                 <w:b/>
                 <w:sz w:val="16"/>
               </w:rPr>
-              <w:t>35-37</w:t>
+              <w:t>35</w:t>
             </w:r>
           </w:p>
           <w:p>
@@ -23946,7 +23946,7 @@
                 <w:b/>
                 <w:sz w:val="16"/>
               </w:rPr>
-              <w:t>35-37</w:t>
+              <w:t>35</w:t>
             </w:r>
           </w:p>
           <w:p>
@@ -23969,7 +23969,7 @@
                 <w:b/>
                 <w:sz w:val="16"/>
               </w:rPr>
-              <w:t>35-37</w:t>
+              <w:t>35</w:t>
             </w:r>
           </w:p>
           <w:p>
@@ -23994,7 +23994,7 @@
                 <w:b/>
                 <w:sz w:val="16"/>
               </w:rPr>
-              <w:t>35-37</w:t>
+              <w:t>36</w:t>
             </w:r>
           </w:p>
           <w:p>
@@ -24017,7 +24017,7 @@
                 <w:b/>
                 <w:sz w:val="16"/>
               </w:rPr>
-              <w:t>35-37</w:t>
+              <w:t>36</w:t>
             </w:r>
           </w:p>
           <w:p>
@@ -24040,7 +24040,7 @@
                 <w:b/>
                 <w:sz w:val="16"/>
               </w:rPr>
-              <w:t>35-37</w:t>
+              <w:t>36</w:t>
             </w:r>
           </w:p>
           <w:p>
@@ -24065,7 +24065,7 @@
                 <w:b/>
                 <w:sz w:val="16"/>
               </w:rPr>
-              <w:t>35-37</w:t>
+              <w:t>37</w:t>
             </w:r>
           </w:p>
           <w:p>
@@ -24088,7 +24088,7 @@
                 <w:b/>
                 <w:sz w:val="16"/>
               </w:rPr>
-              <w:t>35-37</w:t>
+              <w:t>37</w:t>
             </w:r>
           </w:p>
           <w:p>
@@ -24111,7 +24111,7 @@
                 <w:b/>
                 <w:sz w:val="16"/>
               </w:rPr>
-              <w:t>35-37</w:t>
+              <w:t>37</w:t>
             </w:r>
           </w:p>
           <w:p>
@@ -25437,7 +25437,7 @@
                 <w:b/>
                 <w:sz w:val="16"/>
               </w:rPr>
-              <w:t>15</w:t>
+              <w:t>15-17</w:t>
             </w:r>
           </w:p>
           <w:p>
@@ -25460,7 +25460,7 @@
                 <w:b/>
                 <w:sz w:val="16"/>
               </w:rPr>
-              <w:t>15</w:t>
+              <w:t>15-17</w:t>
             </w:r>
           </w:p>
           <w:p>
@@ -25483,7 +25483,7 @@
                 <w:b/>
                 <w:sz w:val="16"/>
               </w:rPr>
-              <w:t>15</w:t>
+              <w:t>15-17</w:t>
             </w:r>
           </w:p>
           <w:p>
@@ -25508,7 +25508,7 @@
                 <w:b/>
                 <w:sz w:val="16"/>
               </w:rPr>
-              <w:t>16-17</w:t>
+              <w:t>18</w:t>
             </w:r>
           </w:p>
           <w:p>
@@ -25531,7 +25531,7 @@
                 <w:b/>
                 <w:sz w:val="16"/>
               </w:rPr>
-              <w:t>16-17</w:t>
+              <w:t>18</w:t>
             </w:r>
           </w:p>
           <w:p>
@@ -25554,7 +25554,7 @@
                 <w:b/>
                 <w:sz w:val="16"/>
               </w:rPr>
-              <w:t>16-17</w:t>
+              <w:t>18</w:t>
             </w:r>
           </w:p>
           <w:p>
@@ -25579,7 +25579,7 @@
                 <w:b/>
                 <w:sz w:val="16"/>
               </w:rPr>
-              <w:t>19-20</w:t>
+              <w:t>19</w:t>
             </w:r>
           </w:p>
           <w:p>
@@ -25602,7 +25602,7 @@
                 <w:b/>
                 <w:sz w:val="16"/>
               </w:rPr>
-              <w:t>19-20</w:t>
+              <w:t>19</w:t>
             </w:r>
           </w:p>
           <w:p>
@@ -25625,7 +25625,7 @@
                 <w:b/>
                 <w:sz w:val="16"/>
               </w:rPr>
-              <w:t>19-20</w:t>
+              <w:t>19</w:t>
             </w:r>
           </w:p>
           <w:p>
@@ -25650,7 +25650,7 @@
                 <w:b/>
                 <w:sz w:val="16"/>
               </w:rPr>
-              <w:t>19-20</w:t>
+              <w:t>20</w:t>
             </w:r>
           </w:p>
           <w:p>
@@ -25673,7 +25673,7 @@
                 <w:b/>
                 <w:sz w:val="16"/>
               </w:rPr>
-              <w:t>19-20</w:t>
+              <w:t>20</w:t>
             </w:r>
           </w:p>
           <w:p>
@@ -25696,7 +25696,7 @@
                 <w:b/>
                 <w:sz w:val="16"/>
               </w:rPr>
-              <w:t>19-20</w:t>
+              <w:t>20</w:t>
             </w:r>
           </w:p>
           <w:p>
@@ -26809,7 +26809,7 @@
                 <w:b/>
                 <w:sz w:val="16"/>
               </w:rPr>
-              <w:t>3-5</w:t>
+              <w:t>3-4</w:t>
             </w:r>
           </w:p>
           <w:p>
@@ -26832,7 +26832,7 @@
                 <w:b/>
                 <w:sz w:val="16"/>
               </w:rPr>
-              <w:t>3-5</w:t>
+              <w:t>3-4</w:t>
             </w:r>
           </w:p>
           <w:p>
@@ -26855,7 +26855,7 @@
                 <w:b/>
                 <w:sz w:val="16"/>
               </w:rPr>
-              <w:t>3-5</w:t>
+              <w:t>3-4</w:t>
             </w:r>
           </w:p>
           <w:p>
@@ -29835,7 +29835,7 @@
                 <w:b/>
                 <w:sz w:val="16"/>
               </w:rPr>
-              <w:t>57-58</w:t>
+              <w:t>57-59</w:t>
             </w:r>
           </w:p>
           <w:p>
@@ -29858,7 +29858,7 @@
                 <w:b/>
                 <w:sz w:val="16"/>
               </w:rPr>
-              <w:t>57-58</w:t>
+              <w:t>57-59</w:t>
             </w:r>
           </w:p>
           <w:p>
@@ -29881,7 +29881,7 @@
                 <w:b/>
                 <w:sz w:val="16"/>
               </w:rPr>
-              <w:t>57-58</w:t>
+              <w:t>57-59</w:t>
             </w:r>
           </w:p>
           <w:p>
